--- a/docs/downloads/hamilton-smith/doc_0226.docx
+++ b/docs/downloads/hamilton-smith/doc_0226.docx
@@ -1,370 +1,2481 @@
 
 <file path=word/document.xml><?xml version="1.0" encoding="utf-8"?>
-<w:document xmlns:wpc="http://schemas.microsoft.com/office/word/2010/wordprocessingCanvas" xmlns:cx="http://schemas.microsoft.com/office/drawing/2014/chartex" xmlns:cx1="http://schemas.microsoft.com/office/drawing/2015/9/8/chartex" xmlns:cx2="http://schemas.microsoft.com/office/drawing/2015/10/21/chartex" xmlns:cx3="http://schemas.microsoft.com/office/drawing/2016/5/9/chartex" xmlns:cx4="http://schemas.microsoft.com/office/drawing/2016/5/10/chartex" xmlns:cx5="http://schemas.microsoft.com/office/drawing/2016/5/11/chartex" xmlns:cx6="http://schemas.microsoft.com/office/drawing/2016/5/12/chartex" xmlns:cx7="http://schemas.microsoft.com/office/drawing/2016/5/13/chartex" xmlns:cx8="http://schemas.microsoft.com/office/drawing/2016/5/14/chartex" xmlns:mc="http://schemas.openxmlformats.org/markup-compatibility/2006" xmlns:aink="http://schemas.microsoft.com/office/drawing/2016/ink" xmlns:am3d="http://schemas.microsoft.com/office/drawing/2017/model3d" xmlns:o="urn:schemas-microsoft-com:office:office" xmlns:r="http://schemas.openxmlformats.org/officeDocument/2006/relationships" xmlns:m="http://schemas.openxmlformats.org/officeDocument/2006/math" xmlns:v="urn:schemas-microsoft-com:vml" xmlns:wp14="http://schemas.microsoft.com/office/word/2010/wordprocessingDrawing" xmlns:wp="http://schemas.openxmlformats.org/drawingml/2006/wordprocessingDrawing" xmlns:w10="urn:schemas-microsoft-com:office:word" xmlns:w="http://schemas.openxmlformats.org/wordprocessingml/2006/main" xmlns:w14="http://schemas.microsoft.com/office/word/2010/wordml" xmlns:w15="http://schemas.microsoft.com/office/word/2012/wordml" xmlns:w16cid="http://schemas.microsoft.com/office/word/2016/wordml/cid" xmlns:w16se="http://schemas.microsoft.com/office/word/2015/wordml/symex" xmlns:wpg="http://schemas.microsoft.com/office/word/2010/wordprocessingGroup" xmlns:wpi="http://schemas.microsoft.com/office/word/2010/wordprocessingInk" xmlns:wne="http://schemas.microsoft.com/office/word/2006/wordml" xmlns:wps="http://schemas.microsoft.com/office/word/2010/wordprocessingShape" mc:Ignorable="w14 w15 w16se w16cid wp14">
+<w:document xmlns:wpc="http://schemas.microsoft.com/office/word/2010/wordprocessingCanvas" xmlns:cx="http://schemas.microsoft.com/office/drawing/2014/chartex" xmlns:cx1="http://schemas.microsoft.com/office/drawing/2015/9/8/chartex" xmlns:cx2="http://schemas.microsoft.com/office/drawing/2015/10/21/chartex" xmlns:cx3="http://schemas.microsoft.com/office/drawing/2016/5/9/chartex" xmlns:cx4="http://schemas.microsoft.com/office/drawing/2016/5/10/chartex" xmlns:cx5="http://schemas.microsoft.com/office/drawing/2016/5/11/chartex" xmlns:cx6="http://schemas.microsoft.com/office/drawing/2016/5/12/chartex" xmlns:cx7="http://schemas.microsoft.com/office/drawing/2016/5/13/chartex" xmlns:cx8="http://schemas.microsoft.com/office/drawing/2016/5/14/chartex" xmlns:mc="http://schemas.openxmlformats.org/markup-compatibility/2006" xmlns:aink="http://schemas.microsoft.com/office/drawing/2016/ink" xmlns:am3d="http://schemas.microsoft.com/office/drawing/2017/model3d" xmlns:o="urn:schemas-microsoft-com:office:office" xmlns:oel="http://schemas.microsoft.com/office/2019/extlst" xmlns:r="http://schemas.openxmlformats.org/officeDocument/2006/relationships" xmlns:m="http://schemas.openxmlformats.org/officeDocument/2006/math" xmlns:v="urn:schemas-microsoft-com:vml" xmlns:wp14="http://schemas.microsoft.com/office/word/2010/wordprocessingDrawing" xmlns:wp="http://schemas.openxmlformats.org/drawingml/2006/wordprocessingDrawing" xmlns:w10="urn:schemas-microsoft-com:office:word" xmlns:w="http://schemas.openxmlformats.org/wordprocessingml/2006/main" xmlns:w14="http://schemas.microsoft.com/office/word/2010/wordml" xmlns:w15="http://schemas.microsoft.com/office/word/2012/wordml" xmlns:w16cex="http://schemas.microsoft.com/office/word/2018/wordml/cex" xmlns:w16cid="http://schemas.microsoft.com/office/word/2016/wordml/cid" xmlns:w16="http://schemas.microsoft.com/office/word/2018/wordml" xmlns:w16du="http://schemas.microsoft.com/office/word/2023/wordml/word16du" xmlns:w16sdtdh="http://schemas.microsoft.com/office/word/2020/wordml/sdtdatahash" xmlns:w16se="http://schemas.microsoft.com/office/word/2015/wordml/symex" xmlns:wpg="http://schemas.microsoft.com/office/word/2010/wordprocessingGroup" xmlns:wpi="http://schemas.microsoft.com/office/word/2010/wordprocessingInk" xmlns:wne="http://schemas.microsoft.com/office/word/2006/wordml" xmlns:wps="http://schemas.microsoft.com/office/word/2010/wordprocessingShape" mc:Ignorable="w14 w15 w16se w16cid w16 w16cex w16sdtdh wp14">
   <w:body>
     <w:p>
       <w:pPr>
-        <w:bidi/>
-        <w:jc w:val="both"/>
-        <w:rPr>
-          <w:rFonts w:ascii="Sakkal Majalla" w:hAnsi="Sakkal Majalla" w:cs="Sakkal Majalla"/>
-          <w:sz w:val="28"/>
-          <w:szCs w:val="28"/>
-          <w:rtl/>
+        <w:rPr>
+          <w:rStyle w:val="Hyperlink"/>
+          <w:rtl/>
+          <w:lang w:bidi="ar-SA"/>
         </w:rPr>
       </w:pPr>
       <w:r>
         <w:rPr>
-          <w:rFonts w:ascii="Sakkal Majalla" w:hAnsi="Sakkal Majalla" w:cs="Sakkal Majalla" w:hint="cs"/>
-          <w:sz w:val="28"/>
-          <w:szCs w:val="28"/>
-          <w:rtl/>
-        </w:rPr>
-        <w:t>كلمات الرب الأخيرة</w:t>
+          <w:rtl/>
+          <w:lang w:bidi="ar-SA"/>
+        </w:rPr>
+        <w:fldChar w:fldCharType="begin"/>
+      </w:r>
+      <w:r>
+        <w:rPr>
+          <w:rtl/>
+          <w:lang w:bidi="ar-SA"/>
+        </w:rPr>
+        <w:instrText xml:space="preserve"> </w:instrText>
+      </w:r>
+      <w:r>
+        <w:rPr>
+          <w:lang w:bidi="ar-SA"/>
+        </w:rPr>
+        <w:instrText>HYPERLINK</w:instrText>
+      </w:r>
+      <w:r>
+        <w:rPr>
+          <w:rtl/>
+          <w:lang w:bidi="ar-SA"/>
+        </w:rPr>
+        <w:instrText xml:space="preserve"> "</w:instrText>
+      </w:r>
+      <w:r>
+        <w:rPr>
+          <w:lang w:bidi="ar-SA"/>
+        </w:rPr>
+        <w:instrText>https://www.soundwords.de/a528.html</w:instrText>
+      </w:r>
+      <w:r>
+        <w:rPr>
+          <w:rtl/>
+          <w:lang w:bidi="ar-SA"/>
+        </w:rPr>
+        <w:instrText xml:space="preserve">" </w:instrText>
+      </w:r>
+      <w:r>
+        <w:rPr>
+          <w:rtl/>
+          <w:lang w:bidi="ar-SA"/>
+        </w:rPr>
+      </w:r>
+      <w:r>
+        <w:rPr>
+          <w:rtl/>
+          <w:lang w:bidi="ar-SA"/>
+        </w:rPr>
+        <w:fldChar w:fldCharType="separate"/>
+      </w:r>
+      <w:r>
+        <w:rPr>
+          <w:rStyle w:val="Hyperlink"/>
+          <w:rtl/>
+          <w:lang w:bidi="ar-SA"/>
+        </w:rPr>
+        <w:t>لاودكية - لامبالاة من نحو المسيح</w:t>
       </w:r>
     </w:p>
     <w:p>
       <w:pPr>
-        <w:bidi/>
-        <w:jc w:val="both"/>
-        <w:rPr>
-          <w:rFonts w:ascii="Sakkal Majalla" w:hAnsi="Sakkal Majalla" w:cs="Sakkal Majalla"/>
-          <w:sz w:val="28"/>
-          <w:szCs w:val="28"/>
-          <w:rtl/>
+        <w:rPr>
+          <w:rtl/>
+          <w:lang w:bidi="ar-SA"/>
         </w:rPr>
       </w:pPr>
       <w:r>
         <w:rPr>
-          <w:rFonts w:ascii="Sakkal Majalla" w:hAnsi="Sakkal Majalla" w:cs="Sakkal Majalla" w:hint="cs"/>
-          <w:sz w:val="28"/>
-          <w:szCs w:val="28"/>
-          <w:rtl/>
-        </w:rPr>
-        <w:t>هملتون سميث</w:t>
+          <w:rtl/>
+          <w:lang w:bidi="ar-SA"/>
+        </w:rPr>
+        <w:fldChar w:fldCharType="end"/>
+      </w:r>
+      <w:r>
+        <w:rPr>
+          <w:rFonts w:hint="cs"/>
+          <w:rtl/>
+          <w:lang w:bidi="ar-SA"/>
+        </w:rPr>
+        <w:t xml:space="preserve">رؤيا 3: 14 </w:t>
+      </w:r>
+      <w:r>
+        <w:rPr>
+          <w:rtl/>
+          <w:lang w:bidi="ar-SA"/>
+        </w:rPr>
+        <w:t>–</w:t>
+      </w:r>
+      <w:r>
+        <w:rPr>
+          <w:rFonts w:hint="cs"/>
+          <w:rtl/>
+          <w:lang w:bidi="ar-SA"/>
+        </w:rPr>
+        <w:t xml:space="preserve"> 22</w:t>
       </w:r>
     </w:p>
     <w:p>
       <w:pPr>
-        <w:bidi/>
-        <w:jc w:val="both"/>
-        <w:rPr>
-          <w:rFonts w:ascii="Sakkal Majalla" w:hAnsi="Sakkal Majalla" w:cs="Sakkal Majalla"/>
-          <w:sz w:val="28"/>
-          <w:szCs w:val="28"/>
-          <w:rtl/>
+        <w:bidi w:val="0"/>
+        <w:rPr>
+          <w:lang w:bidi="ar-SA"/>
         </w:rPr>
       </w:pPr>
       <w:r>
         <w:rPr>
-          <w:rFonts w:ascii="Sakkal Majalla" w:hAnsi="Sakkal Majalla" w:cs="Sakkal Majalla" w:hint="cs"/>
-          <w:sz w:val="28"/>
-          <w:szCs w:val="28"/>
-          <w:rtl/>
-        </w:rPr>
-        <w:t>تأمل في يوحنا 13- 17</w:t>
+          <w:lang w:bidi="ar-SA"/>
+        </w:rPr>
+        <w:t>Hamilton Smith</w:t>
       </w:r>
     </w:p>
     <w:p>
       <w:pPr>
-        <w:bidi/>
-        <w:jc w:val="both"/>
-        <w:rPr>
-          <w:rFonts w:ascii="Sakkal Majalla" w:hAnsi="Sakkal Majalla" w:cs="Sakkal Majalla"/>
-          <w:sz w:val="28"/>
-          <w:szCs w:val="28"/>
-          <w:rtl/>
+        <w:rPr>
+          <w:rtl/>
+          <w:lang w:bidi="ar-SA"/>
         </w:rPr>
       </w:pPr>
       <w:r>
         <w:rPr>
-          <w:rFonts w:ascii="Sakkal Majalla" w:hAnsi="Sakkal Majalla" w:cs="Sakkal Majalla" w:hint="cs"/>
-          <w:sz w:val="28"/>
-          <w:szCs w:val="28"/>
-          <w:rtl/>
-        </w:rPr>
-        <w:t>تمهيد</w:t>
+          <w:rFonts w:hint="cs"/>
+          <w:rtl/>
+          <w:lang w:bidi="ar-SA"/>
+        </w:rPr>
+        <w:t>"</w:t>
+      </w:r>
+      <w:r>
+        <w:rPr>
+          <w:rFonts w:ascii="Arial" w:hAnsi="Arial" w:cs="Arial" w:hint="cs"/>
+          <w:rtl/>
+          <w:lang w:bidi="ar-SA"/>
+        </w:rPr>
+        <w:t>​</w:t>
+      </w:r>
+      <w:r>
+        <w:rPr>
+          <w:rtl/>
+          <w:lang w:bidi="ar-SA"/>
+        </w:rPr>
+        <w:t>14</w:t>
+      </w:r>
+      <w:r>
+        <w:rPr>
+          <w:rFonts w:ascii="Arial" w:hAnsi="Arial" w:cs="Arial" w:hint="cs"/>
+          <w:rtl/>
+          <w:lang w:bidi="ar-SA"/>
+        </w:rPr>
+        <w:t>​</w:t>
+      </w:r>
+      <w:r>
+        <w:rPr>
+          <w:rtl/>
+          <w:lang w:bidi="ar-SA"/>
+        </w:rPr>
+        <w:t xml:space="preserve"> </w:t>
+      </w:r>
+      <w:r>
+        <w:rPr>
+          <w:rFonts w:ascii="Arial" w:hAnsi="Arial" w:cs="Arial" w:hint="cs"/>
+          <w:rtl/>
+          <w:lang w:bidi="ar-SA"/>
+        </w:rPr>
+        <w:t>​</w:t>
+      </w:r>
+      <w:r>
+        <w:rPr>
+          <w:rFonts w:hint="cs"/>
+          <w:rtl/>
+          <w:lang w:bidi="ar-SA"/>
+        </w:rPr>
+        <w:t>وَاكْتُبْ</w:t>
+      </w:r>
+      <w:r>
+        <w:rPr>
+          <w:rtl/>
+          <w:lang w:bidi="ar-SA"/>
+        </w:rPr>
+        <w:t xml:space="preserve"> </w:t>
+      </w:r>
+      <w:r>
+        <w:rPr>
+          <w:rFonts w:hint="cs"/>
+          <w:rtl/>
+          <w:lang w:bidi="ar-SA"/>
+        </w:rPr>
+        <w:t>إِلَى</w:t>
+      </w:r>
+      <w:r>
+        <w:rPr>
+          <w:rtl/>
+          <w:lang w:bidi="ar-SA"/>
+        </w:rPr>
+        <w:t xml:space="preserve"> </w:t>
+      </w:r>
+      <w:r>
+        <w:rPr>
+          <w:rFonts w:hint="cs"/>
+          <w:rtl/>
+          <w:lang w:bidi="ar-SA"/>
+        </w:rPr>
+        <w:t>مَلاَكِ</w:t>
+      </w:r>
+      <w:r>
+        <w:rPr>
+          <w:rtl/>
+          <w:lang w:bidi="ar-SA"/>
+        </w:rPr>
+        <w:t xml:space="preserve"> </w:t>
+      </w:r>
+      <w:r>
+        <w:rPr>
+          <w:rFonts w:hint="cs"/>
+          <w:rtl/>
+          <w:lang w:bidi="ar-SA"/>
+        </w:rPr>
+        <w:t>كَنِيسَةِ</w:t>
+      </w:r>
+      <w:r>
+        <w:rPr>
+          <w:rtl/>
+          <w:lang w:bidi="ar-SA"/>
+        </w:rPr>
+        <w:t xml:space="preserve"> </w:t>
+      </w:r>
+      <w:r>
+        <w:rPr>
+          <w:rFonts w:hint="cs"/>
+          <w:rtl/>
+          <w:lang w:bidi="ar-SA"/>
+        </w:rPr>
+        <w:t>الّلاَوُدِكِيِّينَ</w:t>
+      </w:r>
+      <w:r>
+        <w:rPr>
+          <w:rtl/>
+          <w:lang w:bidi="ar-SA"/>
+        </w:rPr>
+        <w:t>:</w:t>
+      </w:r>
+      <w:r>
+        <w:rPr>
+          <w:rFonts w:hint="cs"/>
+          <w:rtl/>
+          <w:lang w:bidi="ar-SA"/>
+        </w:rPr>
+        <w:t>«هذَا</w:t>
+      </w:r>
+      <w:r>
+        <w:rPr>
+          <w:rtl/>
+          <w:lang w:bidi="ar-SA"/>
+        </w:rPr>
+        <w:t xml:space="preserve"> </w:t>
+      </w:r>
+      <w:r>
+        <w:rPr>
+          <w:rFonts w:hint="cs"/>
+          <w:rtl/>
+          <w:lang w:bidi="ar-SA"/>
+        </w:rPr>
+        <w:t>يَقُولُهُ</w:t>
+      </w:r>
+      <w:r>
+        <w:rPr>
+          <w:rtl/>
+          <w:lang w:bidi="ar-SA"/>
+        </w:rPr>
+        <w:t xml:space="preserve"> </w:t>
+      </w:r>
+      <w:r>
+        <w:rPr>
+          <w:rFonts w:hint="cs"/>
+          <w:rtl/>
+          <w:lang w:bidi="ar-SA"/>
+        </w:rPr>
+        <w:t>الآمِينُ،</w:t>
+      </w:r>
+      <w:r>
+        <w:rPr>
+          <w:rtl/>
+          <w:lang w:bidi="ar-SA"/>
+        </w:rPr>
+        <w:t xml:space="preserve"> </w:t>
+      </w:r>
+      <w:r>
+        <w:rPr>
+          <w:rFonts w:hint="cs"/>
+          <w:rtl/>
+          <w:lang w:bidi="ar-SA"/>
+        </w:rPr>
+        <w:t>الشَّاهِدُ</w:t>
+      </w:r>
+      <w:r>
+        <w:rPr>
+          <w:rtl/>
+          <w:lang w:bidi="ar-SA"/>
+        </w:rPr>
+        <w:t xml:space="preserve"> </w:t>
+      </w:r>
+      <w:r>
+        <w:rPr>
+          <w:rFonts w:hint="cs"/>
+          <w:rtl/>
+          <w:lang w:bidi="ar-SA"/>
+        </w:rPr>
+        <w:t>الأَمِينُ</w:t>
+      </w:r>
+      <w:r>
+        <w:rPr>
+          <w:rtl/>
+          <w:lang w:bidi="ar-SA"/>
+        </w:rPr>
+        <w:t xml:space="preserve"> </w:t>
+      </w:r>
+      <w:r>
+        <w:rPr>
+          <w:rFonts w:hint="cs"/>
+          <w:rtl/>
+          <w:lang w:bidi="ar-SA"/>
+        </w:rPr>
+        <w:t>الصَّادِقُ،</w:t>
+      </w:r>
+      <w:r>
+        <w:rPr>
+          <w:rtl/>
+          <w:lang w:bidi="ar-SA"/>
+        </w:rPr>
+        <w:t xml:space="preserve"> </w:t>
+      </w:r>
+      <w:r>
+        <w:rPr>
+          <w:rFonts w:hint="cs"/>
+          <w:rtl/>
+          <w:lang w:bidi="ar-SA"/>
+        </w:rPr>
+        <w:t>بَدَاءَةُ</w:t>
+      </w:r>
+      <w:r>
+        <w:rPr>
+          <w:rtl/>
+          <w:lang w:bidi="ar-SA"/>
+        </w:rPr>
+        <w:t xml:space="preserve"> </w:t>
+      </w:r>
+      <w:r>
+        <w:rPr>
+          <w:rFonts w:hint="cs"/>
+          <w:rtl/>
+          <w:lang w:bidi="ar-SA"/>
+        </w:rPr>
+        <w:t>خَلِيقَةِ</w:t>
+      </w:r>
+      <w:r>
+        <w:rPr>
+          <w:rtl/>
+          <w:lang w:bidi="ar-SA"/>
+        </w:rPr>
+        <w:t xml:space="preserve"> </w:t>
+      </w:r>
+      <w:r>
+        <w:rPr>
+          <w:rFonts w:hint="cs"/>
+          <w:rtl/>
+          <w:lang w:bidi="ar-SA"/>
+        </w:rPr>
+        <w:t>اللهِ</w:t>
+      </w:r>
+      <w:r>
+        <w:rPr>
+          <w:rtl/>
+          <w:lang w:bidi="ar-SA"/>
+        </w:rPr>
+        <w:t xml:space="preserve">:  </w:t>
+      </w:r>
+      <w:r>
+        <w:rPr>
+          <w:rFonts w:ascii="Arial" w:hAnsi="Arial" w:cs="Arial" w:hint="cs"/>
+          <w:rtl/>
+          <w:lang w:bidi="ar-SA"/>
+        </w:rPr>
+        <w:t>​</w:t>
+      </w:r>
+      <w:r>
+        <w:rPr>
+          <w:rtl/>
+          <w:lang w:bidi="ar-SA"/>
+        </w:rPr>
+        <w:t>15</w:t>
+      </w:r>
+      <w:r>
+        <w:rPr>
+          <w:rFonts w:ascii="Arial" w:hAnsi="Arial" w:cs="Arial" w:hint="cs"/>
+          <w:rtl/>
+          <w:lang w:bidi="ar-SA"/>
+        </w:rPr>
+        <w:t>​</w:t>
+      </w:r>
+      <w:r>
+        <w:rPr>
+          <w:rtl/>
+          <w:lang w:bidi="ar-SA"/>
+        </w:rPr>
+        <w:t xml:space="preserve"> </w:t>
+      </w:r>
+      <w:r>
+        <w:rPr>
+          <w:rFonts w:ascii="Arial" w:hAnsi="Arial" w:cs="Arial" w:hint="cs"/>
+          <w:rtl/>
+          <w:lang w:bidi="ar-SA"/>
+        </w:rPr>
+        <w:t>​</w:t>
+      </w:r>
+      <w:r>
+        <w:rPr>
+          <w:rFonts w:hint="cs"/>
+          <w:rtl/>
+          <w:lang w:bidi="ar-SA"/>
+        </w:rPr>
+        <w:t>أَنَا</w:t>
+      </w:r>
+      <w:r>
+        <w:rPr>
+          <w:rtl/>
+          <w:lang w:bidi="ar-SA"/>
+        </w:rPr>
+        <w:t xml:space="preserve"> </w:t>
+      </w:r>
+      <w:r>
+        <w:rPr>
+          <w:rFonts w:hint="cs"/>
+          <w:rtl/>
+          <w:lang w:bidi="ar-SA"/>
+        </w:rPr>
+        <w:t>عَارِفٌ</w:t>
+      </w:r>
+      <w:r>
+        <w:rPr>
+          <w:rtl/>
+          <w:lang w:bidi="ar-SA"/>
+        </w:rPr>
+        <w:t xml:space="preserve"> </w:t>
+      </w:r>
+      <w:r>
+        <w:rPr>
+          <w:rFonts w:hint="cs"/>
+          <w:rtl/>
+          <w:lang w:bidi="ar-SA"/>
+        </w:rPr>
+        <w:t>أَعْمَالَكَ،</w:t>
+      </w:r>
+      <w:r>
+        <w:rPr>
+          <w:rtl/>
+          <w:lang w:bidi="ar-SA"/>
+        </w:rPr>
+        <w:t xml:space="preserve"> </w:t>
+      </w:r>
+      <w:r>
+        <w:rPr>
+          <w:rFonts w:hint="cs"/>
+          <w:rtl/>
+          <w:lang w:bidi="ar-SA"/>
+        </w:rPr>
+        <w:t>أَنَّكَ</w:t>
+      </w:r>
+      <w:r>
+        <w:rPr>
+          <w:rtl/>
+          <w:lang w:bidi="ar-SA"/>
+        </w:rPr>
+        <w:t xml:space="preserve"> </w:t>
+      </w:r>
+      <w:r>
+        <w:rPr>
+          <w:rFonts w:hint="cs"/>
+          <w:rtl/>
+          <w:lang w:bidi="ar-SA"/>
+        </w:rPr>
+        <w:t>لَسْتَ</w:t>
+      </w:r>
+      <w:r>
+        <w:rPr>
+          <w:rtl/>
+          <w:lang w:bidi="ar-SA"/>
+        </w:rPr>
+        <w:t xml:space="preserve"> </w:t>
+      </w:r>
+      <w:r>
+        <w:rPr>
+          <w:rFonts w:hint="cs"/>
+          <w:rtl/>
+          <w:lang w:bidi="ar-SA"/>
+        </w:rPr>
+        <w:t>بَارِدًا</w:t>
+      </w:r>
+      <w:r>
+        <w:rPr>
+          <w:rtl/>
+          <w:lang w:bidi="ar-SA"/>
+        </w:rPr>
+        <w:t xml:space="preserve"> </w:t>
+      </w:r>
+      <w:r>
+        <w:rPr>
+          <w:rFonts w:hint="cs"/>
+          <w:rtl/>
+          <w:lang w:bidi="ar-SA"/>
+        </w:rPr>
+        <w:t>وَلاَ</w:t>
+      </w:r>
+      <w:r>
+        <w:rPr>
+          <w:rtl/>
+          <w:lang w:bidi="ar-SA"/>
+        </w:rPr>
+        <w:t xml:space="preserve"> </w:t>
+      </w:r>
+      <w:r>
+        <w:rPr>
+          <w:rFonts w:hint="cs"/>
+          <w:rtl/>
+          <w:lang w:bidi="ar-SA"/>
+        </w:rPr>
+        <w:t>حَارًّا</w:t>
+      </w:r>
+      <w:r>
+        <w:rPr>
+          <w:rtl/>
+          <w:lang w:bidi="ar-SA"/>
+        </w:rPr>
+        <w:t xml:space="preserve">. </w:t>
+      </w:r>
+      <w:r>
+        <w:rPr>
+          <w:rFonts w:hint="cs"/>
+          <w:rtl/>
+          <w:lang w:bidi="ar-SA"/>
+        </w:rPr>
+        <w:t>لَيْتَ</w:t>
+      </w:r>
+      <w:r>
+        <w:rPr>
+          <w:rtl/>
+          <w:lang w:bidi="ar-SA"/>
+        </w:rPr>
+        <w:t xml:space="preserve">كَ كُنْتَ بَارِدًا أَوْ حَارًّا!  </w:t>
+      </w:r>
+      <w:r>
+        <w:rPr>
+          <w:rFonts w:ascii="Arial" w:hAnsi="Arial" w:cs="Arial" w:hint="cs"/>
+          <w:rtl/>
+          <w:lang w:bidi="ar-SA"/>
+        </w:rPr>
+        <w:t>​</w:t>
+      </w:r>
+      <w:r>
+        <w:rPr>
+          <w:rtl/>
+          <w:lang w:bidi="ar-SA"/>
+        </w:rPr>
+        <w:t>16</w:t>
+      </w:r>
+      <w:r>
+        <w:rPr>
+          <w:rFonts w:ascii="Arial" w:hAnsi="Arial" w:cs="Arial" w:hint="cs"/>
+          <w:rtl/>
+          <w:lang w:bidi="ar-SA"/>
+        </w:rPr>
+        <w:t>​</w:t>
+      </w:r>
+      <w:r>
+        <w:rPr>
+          <w:rtl/>
+          <w:lang w:bidi="ar-SA"/>
+        </w:rPr>
+        <w:t xml:space="preserve"> </w:t>
+      </w:r>
+      <w:r>
+        <w:rPr>
+          <w:rFonts w:ascii="Arial" w:hAnsi="Arial" w:cs="Arial" w:hint="cs"/>
+          <w:rtl/>
+          <w:lang w:bidi="ar-SA"/>
+        </w:rPr>
+        <w:t>​</w:t>
+      </w:r>
+      <w:r>
+        <w:rPr>
+          <w:rFonts w:hint="cs"/>
+          <w:rtl/>
+          <w:lang w:bidi="ar-SA"/>
+        </w:rPr>
+        <w:t>هكَذَا</w:t>
+      </w:r>
+      <w:r>
+        <w:rPr>
+          <w:rtl/>
+          <w:lang w:bidi="ar-SA"/>
+        </w:rPr>
+        <w:t xml:space="preserve"> </w:t>
+      </w:r>
+      <w:r>
+        <w:rPr>
+          <w:rFonts w:hint="cs"/>
+          <w:rtl/>
+          <w:lang w:bidi="ar-SA"/>
+        </w:rPr>
+        <w:t>لأَنَّكَ</w:t>
+      </w:r>
+      <w:r>
+        <w:rPr>
+          <w:rtl/>
+          <w:lang w:bidi="ar-SA"/>
+        </w:rPr>
+        <w:t xml:space="preserve"> </w:t>
+      </w:r>
+      <w:r>
+        <w:rPr>
+          <w:rFonts w:hint="cs"/>
+          <w:rtl/>
+          <w:lang w:bidi="ar-SA"/>
+        </w:rPr>
+        <w:t>فَاتِرٌ،</w:t>
+      </w:r>
+      <w:r>
+        <w:rPr>
+          <w:rtl/>
+          <w:lang w:bidi="ar-SA"/>
+        </w:rPr>
+        <w:t xml:space="preserve"> </w:t>
+      </w:r>
+      <w:r>
+        <w:rPr>
+          <w:rFonts w:hint="cs"/>
+          <w:rtl/>
+          <w:lang w:bidi="ar-SA"/>
+        </w:rPr>
+        <w:t>وَلَسْتَ</w:t>
+      </w:r>
+      <w:r>
+        <w:rPr>
+          <w:rtl/>
+          <w:lang w:bidi="ar-SA"/>
+        </w:rPr>
+        <w:t xml:space="preserve"> </w:t>
+      </w:r>
+      <w:r>
+        <w:rPr>
+          <w:rFonts w:hint="cs"/>
+          <w:rtl/>
+          <w:lang w:bidi="ar-SA"/>
+        </w:rPr>
+        <w:t>بَارِدًا</w:t>
+      </w:r>
+      <w:r>
+        <w:rPr>
+          <w:rtl/>
+          <w:lang w:bidi="ar-SA"/>
+        </w:rPr>
+        <w:t xml:space="preserve"> </w:t>
+      </w:r>
+      <w:r>
+        <w:rPr>
+          <w:rFonts w:hint="cs"/>
+          <w:rtl/>
+          <w:lang w:bidi="ar-SA"/>
+        </w:rPr>
+        <w:t>وَلاَ</w:t>
+      </w:r>
+      <w:r>
+        <w:rPr>
+          <w:rtl/>
+          <w:lang w:bidi="ar-SA"/>
+        </w:rPr>
+        <w:t xml:space="preserve"> </w:t>
+      </w:r>
+      <w:r>
+        <w:rPr>
+          <w:rFonts w:hint="cs"/>
+          <w:rtl/>
+          <w:lang w:bidi="ar-SA"/>
+        </w:rPr>
+        <w:t>حَارًّا،</w:t>
+      </w:r>
+      <w:r>
+        <w:rPr>
+          <w:rtl/>
+          <w:lang w:bidi="ar-SA"/>
+        </w:rPr>
+        <w:t xml:space="preserve"> </w:t>
+      </w:r>
+      <w:r>
+        <w:rPr>
+          <w:rFonts w:hint="cs"/>
+          <w:rtl/>
+          <w:lang w:bidi="ar-SA"/>
+        </w:rPr>
+        <w:t>أَنَا</w:t>
+      </w:r>
+      <w:r>
+        <w:rPr>
+          <w:rtl/>
+          <w:lang w:bidi="ar-SA"/>
+        </w:rPr>
+        <w:t xml:space="preserve"> </w:t>
+      </w:r>
+      <w:r>
+        <w:rPr>
+          <w:rFonts w:hint="cs"/>
+          <w:rtl/>
+          <w:lang w:bidi="ar-SA"/>
+        </w:rPr>
+        <w:t>مُزْمِعٌ</w:t>
+      </w:r>
+      <w:r>
+        <w:rPr>
+          <w:rtl/>
+          <w:lang w:bidi="ar-SA"/>
+        </w:rPr>
+        <w:t xml:space="preserve"> </w:t>
+      </w:r>
+      <w:r>
+        <w:rPr>
+          <w:rFonts w:hint="cs"/>
+          <w:rtl/>
+          <w:lang w:bidi="ar-SA"/>
+        </w:rPr>
+        <w:t>أَنْ</w:t>
+      </w:r>
+      <w:r>
+        <w:rPr>
+          <w:rtl/>
+          <w:lang w:bidi="ar-SA"/>
+        </w:rPr>
+        <w:t xml:space="preserve"> </w:t>
+      </w:r>
+      <w:r>
+        <w:rPr>
+          <w:rFonts w:hint="cs"/>
+          <w:rtl/>
+          <w:lang w:bidi="ar-SA"/>
+        </w:rPr>
+        <w:t>أَتَقَيَّأَكَ</w:t>
+      </w:r>
+      <w:r>
+        <w:rPr>
+          <w:rtl/>
+          <w:lang w:bidi="ar-SA"/>
+        </w:rPr>
+        <w:t xml:space="preserve"> </w:t>
+      </w:r>
+      <w:r>
+        <w:rPr>
+          <w:rFonts w:hint="cs"/>
+          <w:rtl/>
+          <w:lang w:bidi="ar-SA"/>
+        </w:rPr>
+        <w:t>مِنْ</w:t>
+      </w:r>
+      <w:r>
+        <w:rPr>
+          <w:rtl/>
+          <w:lang w:bidi="ar-SA"/>
+        </w:rPr>
+        <w:t xml:space="preserve"> </w:t>
+      </w:r>
+      <w:r>
+        <w:rPr>
+          <w:rFonts w:hint="cs"/>
+          <w:rtl/>
+          <w:lang w:bidi="ar-SA"/>
+        </w:rPr>
+        <w:t>فَمِي</w:t>
+      </w:r>
+      <w:r>
+        <w:rPr>
+          <w:rtl/>
+          <w:lang w:bidi="ar-SA"/>
+        </w:rPr>
+        <w:t xml:space="preserve">.  </w:t>
+      </w:r>
+      <w:r>
+        <w:rPr>
+          <w:rFonts w:ascii="Arial" w:hAnsi="Arial" w:cs="Arial" w:hint="cs"/>
+          <w:rtl/>
+          <w:lang w:bidi="ar-SA"/>
+        </w:rPr>
+        <w:t>​</w:t>
+      </w:r>
+      <w:r>
+        <w:rPr>
+          <w:rtl/>
+          <w:lang w:bidi="ar-SA"/>
+        </w:rPr>
+        <w:t>17</w:t>
+      </w:r>
+      <w:r>
+        <w:rPr>
+          <w:rFonts w:ascii="Arial" w:hAnsi="Arial" w:cs="Arial" w:hint="cs"/>
+          <w:rtl/>
+          <w:lang w:bidi="ar-SA"/>
+        </w:rPr>
+        <w:t>​</w:t>
+      </w:r>
+      <w:r>
+        <w:rPr>
+          <w:rtl/>
+          <w:lang w:bidi="ar-SA"/>
+        </w:rPr>
+        <w:t xml:space="preserve"> </w:t>
+      </w:r>
+      <w:r>
+        <w:rPr>
+          <w:rFonts w:ascii="Arial" w:hAnsi="Arial" w:cs="Arial" w:hint="cs"/>
+          <w:rtl/>
+          <w:lang w:bidi="ar-SA"/>
+        </w:rPr>
+        <w:t>​</w:t>
+      </w:r>
+      <w:r>
+        <w:rPr>
+          <w:rFonts w:hint="cs"/>
+          <w:rtl/>
+          <w:lang w:bidi="ar-SA"/>
+        </w:rPr>
+        <w:t>لأَنَّكَ</w:t>
+      </w:r>
+      <w:r>
+        <w:rPr>
+          <w:rtl/>
+          <w:lang w:bidi="ar-SA"/>
+        </w:rPr>
+        <w:t xml:space="preserve"> </w:t>
+      </w:r>
+      <w:r>
+        <w:rPr>
+          <w:rFonts w:hint="cs"/>
+          <w:rtl/>
+          <w:lang w:bidi="ar-SA"/>
+        </w:rPr>
+        <w:t>تَقُولُ</w:t>
+      </w:r>
+      <w:r>
+        <w:rPr>
+          <w:rtl/>
+          <w:lang w:bidi="ar-SA"/>
+        </w:rPr>
+        <w:t xml:space="preserve">: </w:t>
+      </w:r>
+      <w:r>
+        <w:rPr>
+          <w:rFonts w:hint="cs"/>
+          <w:rtl/>
+          <w:lang w:bidi="ar-SA"/>
+        </w:rPr>
+        <w:t>إِنِّي</w:t>
+      </w:r>
+      <w:r>
+        <w:rPr>
+          <w:rtl/>
+          <w:lang w:bidi="ar-SA"/>
+        </w:rPr>
+        <w:t xml:space="preserve"> </w:t>
+      </w:r>
+      <w:r>
+        <w:rPr>
+          <w:rFonts w:hint="cs"/>
+          <w:rtl/>
+          <w:lang w:bidi="ar-SA"/>
+        </w:rPr>
+        <w:t>أَنَا</w:t>
+      </w:r>
+      <w:r>
+        <w:rPr>
+          <w:rtl/>
+          <w:lang w:bidi="ar-SA"/>
+        </w:rPr>
+        <w:t xml:space="preserve"> </w:t>
+      </w:r>
+      <w:r>
+        <w:rPr>
+          <w:rFonts w:hint="cs"/>
+          <w:rtl/>
+          <w:lang w:bidi="ar-SA"/>
+        </w:rPr>
+        <w:t>غَنِيٌّ</w:t>
+      </w:r>
+      <w:r>
+        <w:rPr>
+          <w:rtl/>
+          <w:lang w:bidi="ar-SA"/>
+        </w:rPr>
+        <w:t xml:space="preserve"> </w:t>
+      </w:r>
+      <w:r>
+        <w:rPr>
+          <w:rFonts w:hint="cs"/>
+          <w:rtl/>
+          <w:lang w:bidi="ar-SA"/>
+        </w:rPr>
+        <w:t>وَقَدِ</w:t>
+      </w:r>
+      <w:r>
+        <w:rPr>
+          <w:rtl/>
+          <w:lang w:bidi="ar-SA"/>
+        </w:rPr>
+        <w:t xml:space="preserve"> </w:t>
+      </w:r>
+      <w:r>
+        <w:rPr>
+          <w:rFonts w:hint="cs"/>
+          <w:rtl/>
+          <w:lang w:bidi="ar-SA"/>
+        </w:rPr>
+        <w:t>اسْتَغْنَيْتُ،</w:t>
+      </w:r>
+      <w:r>
+        <w:rPr>
+          <w:rtl/>
+          <w:lang w:bidi="ar-SA"/>
+        </w:rPr>
+        <w:t xml:space="preserve"> </w:t>
+      </w:r>
+      <w:r>
+        <w:rPr>
+          <w:rFonts w:hint="cs"/>
+          <w:rtl/>
+          <w:lang w:bidi="ar-SA"/>
+        </w:rPr>
+        <w:t>وَلاَ</w:t>
+      </w:r>
+      <w:r>
+        <w:rPr>
+          <w:rtl/>
+          <w:lang w:bidi="ar-SA"/>
+        </w:rPr>
+        <w:t xml:space="preserve"> </w:t>
+      </w:r>
+      <w:r>
+        <w:rPr>
+          <w:rFonts w:hint="cs"/>
+          <w:rtl/>
+          <w:lang w:bidi="ar-SA"/>
+        </w:rPr>
+        <w:t>حَاجَةَ</w:t>
+      </w:r>
+      <w:r>
+        <w:rPr>
+          <w:rtl/>
+          <w:lang w:bidi="ar-SA"/>
+        </w:rPr>
+        <w:t xml:space="preserve"> </w:t>
+      </w:r>
+      <w:r>
+        <w:rPr>
+          <w:rFonts w:hint="cs"/>
+          <w:rtl/>
+          <w:lang w:bidi="ar-SA"/>
+        </w:rPr>
+        <w:t>لِي</w:t>
+      </w:r>
+      <w:r>
+        <w:rPr>
+          <w:rtl/>
+          <w:lang w:bidi="ar-SA"/>
+        </w:rPr>
+        <w:t xml:space="preserve"> </w:t>
+      </w:r>
+      <w:r>
+        <w:rPr>
+          <w:rFonts w:hint="cs"/>
+          <w:rtl/>
+          <w:lang w:bidi="ar-SA"/>
+        </w:rPr>
+        <w:t>إِلَى</w:t>
+      </w:r>
+      <w:r>
+        <w:rPr>
+          <w:rtl/>
+          <w:lang w:bidi="ar-SA"/>
+        </w:rPr>
+        <w:t xml:space="preserve"> </w:t>
+      </w:r>
+      <w:r>
+        <w:rPr>
+          <w:rFonts w:hint="cs"/>
+          <w:rtl/>
+          <w:lang w:bidi="ar-SA"/>
+        </w:rPr>
+        <w:t>شَيْءٍ،</w:t>
+      </w:r>
+      <w:r>
+        <w:rPr>
+          <w:rtl/>
+          <w:lang w:bidi="ar-SA"/>
+        </w:rPr>
+        <w:t xml:space="preserve"> </w:t>
+      </w:r>
+      <w:r>
+        <w:rPr>
+          <w:rFonts w:hint="cs"/>
+          <w:rtl/>
+          <w:lang w:bidi="ar-SA"/>
+        </w:rPr>
+        <w:t>وَلَسْتَ</w:t>
+      </w:r>
+      <w:r>
+        <w:rPr>
+          <w:rtl/>
+          <w:lang w:bidi="ar-SA"/>
+        </w:rPr>
+        <w:t xml:space="preserve"> </w:t>
+      </w:r>
+      <w:r>
+        <w:rPr>
+          <w:rFonts w:hint="cs"/>
+          <w:rtl/>
+          <w:lang w:bidi="ar-SA"/>
+        </w:rPr>
+        <w:t>تَع</w:t>
+      </w:r>
+      <w:r>
+        <w:rPr>
+          <w:rtl/>
+          <w:lang w:bidi="ar-SA"/>
+        </w:rPr>
+        <w:t xml:space="preserve">ْلَمُ أَنَّكَ أَنْتَ الشَّقِيُّ وَالْبَئِسُ وَفَقِيرٌ وَأَعْمَى وَعُرْيَانٌ.  </w:t>
+      </w:r>
+      <w:r>
+        <w:rPr>
+          <w:rFonts w:ascii="Arial" w:hAnsi="Arial" w:cs="Arial" w:hint="cs"/>
+          <w:rtl/>
+          <w:lang w:bidi="ar-SA"/>
+        </w:rPr>
+        <w:t>​</w:t>
+      </w:r>
+      <w:r>
+        <w:rPr>
+          <w:rtl/>
+          <w:lang w:bidi="ar-SA"/>
+        </w:rPr>
+        <w:t>18</w:t>
+      </w:r>
+      <w:r>
+        <w:rPr>
+          <w:rFonts w:ascii="Arial" w:hAnsi="Arial" w:cs="Arial" w:hint="cs"/>
+          <w:rtl/>
+          <w:lang w:bidi="ar-SA"/>
+        </w:rPr>
+        <w:t>​</w:t>
+      </w:r>
+      <w:r>
+        <w:rPr>
+          <w:rtl/>
+          <w:lang w:bidi="ar-SA"/>
+        </w:rPr>
+        <w:t xml:space="preserve"> </w:t>
+      </w:r>
+      <w:r>
+        <w:rPr>
+          <w:rFonts w:ascii="Arial" w:hAnsi="Arial" w:cs="Arial" w:hint="cs"/>
+          <w:rtl/>
+          <w:lang w:bidi="ar-SA"/>
+        </w:rPr>
+        <w:t>​</w:t>
+      </w:r>
+      <w:r>
+        <w:rPr>
+          <w:rFonts w:hint="cs"/>
+          <w:rtl/>
+          <w:lang w:bidi="ar-SA"/>
+        </w:rPr>
+        <w:t>أُشِيرُ</w:t>
+      </w:r>
+      <w:r>
+        <w:rPr>
+          <w:rtl/>
+          <w:lang w:bidi="ar-SA"/>
+        </w:rPr>
+        <w:t xml:space="preserve"> </w:t>
+      </w:r>
+      <w:r>
+        <w:rPr>
+          <w:rFonts w:hint="cs"/>
+          <w:rtl/>
+          <w:lang w:bidi="ar-SA"/>
+        </w:rPr>
+        <w:t>عَلَيْكَ</w:t>
+      </w:r>
+      <w:r>
+        <w:rPr>
+          <w:rtl/>
+          <w:lang w:bidi="ar-SA"/>
+        </w:rPr>
+        <w:t xml:space="preserve"> </w:t>
+      </w:r>
+      <w:r>
+        <w:rPr>
+          <w:rFonts w:hint="cs"/>
+          <w:rtl/>
+          <w:lang w:bidi="ar-SA"/>
+        </w:rPr>
+        <w:t>أَنْ</w:t>
+      </w:r>
+      <w:r>
+        <w:rPr>
+          <w:rtl/>
+          <w:lang w:bidi="ar-SA"/>
+        </w:rPr>
+        <w:t xml:space="preserve"> </w:t>
+      </w:r>
+      <w:r>
+        <w:rPr>
+          <w:rFonts w:hint="cs"/>
+          <w:rtl/>
+          <w:lang w:bidi="ar-SA"/>
+        </w:rPr>
+        <w:t>تَشْتَرِيَ</w:t>
+      </w:r>
+      <w:r>
+        <w:rPr>
+          <w:rtl/>
+          <w:lang w:bidi="ar-SA"/>
+        </w:rPr>
+        <w:t xml:space="preserve"> </w:t>
+      </w:r>
+      <w:r>
+        <w:rPr>
+          <w:rFonts w:hint="cs"/>
+          <w:rtl/>
+          <w:lang w:bidi="ar-SA"/>
+        </w:rPr>
+        <w:t>مِنِّي</w:t>
+      </w:r>
+      <w:r>
+        <w:rPr>
+          <w:rtl/>
+          <w:lang w:bidi="ar-SA"/>
+        </w:rPr>
+        <w:t xml:space="preserve"> </w:t>
+      </w:r>
+      <w:r>
+        <w:rPr>
+          <w:rFonts w:hint="cs"/>
+          <w:rtl/>
+          <w:lang w:bidi="ar-SA"/>
+        </w:rPr>
+        <w:t>ذَهَبًا</w:t>
+      </w:r>
+      <w:r>
+        <w:rPr>
+          <w:rtl/>
+          <w:lang w:bidi="ar-SA"/>
+        </w:rPr>
+        <w:t xml:space="preserve"> </w:t>
+      </w:r>
+      <w:r>
+        <w:rPr>
+          <w:rFonts w:hint="cs"/>
+          <w:rtl/>
+          <w:lang w:bidi="ar-SA"/>
+        </w:rPr>
+        <w:t>مُصَفًّى</w:t>
+      </w:r>
+      <w:r>
+        <w:rPr>
+          <w:rtl/>
+          <w:lang w:bidi="ar-SA"/>
+        </w:rPr>
+        <w:t xml:space="preserve"> </w:t>
+      </w:r>
+      <w:r>
+        <w:rPr>
+          <w:rFonts w:hint="cs"/>
+          <w:rtl/>
+          <w:lang w:bidi="ar-SA"/>
+        </w:rPr>
+        <w:t>بِالنَّارِ</w:t>
+      </w:r>
+      <w:r>
+        <w:rPr>
+          <w:rtl/>
+          <w:lang w:bidi="ar-SA"/>
+        </w:rPr>
+        <w:t xml:space="preserve"> </w:t>
+      </w:r>
+      <w:r>
+        <w:rPr>
+          <w:rFonts w:hint="cs"/>
+          <w:rtl/>
+          <w:lang w:bidi="ar-SA"/>
+        </w:rPr>
+        <w:t>لِكَيْ</w:t>
+      </w:r>
+      <w:r>
+        <w:rPr>
+          <w:rtl/>
+          <w:lang w:bidi="ar-SA"/>
+        </w:rPr>
+        <w:t xml:space="preserve"> </w:t>
+      </w:r>
+      <w:r>
+        <w:rPr>
+          <w:rFonts w:hint="cs"/>
+          <w:rtl/>
+          <w:lang w:bidi="ar-SA"/>
+        </w:rPr>
+        <w:t>تَسْتَغْنِيَ،</w:t>
+      </w:r>
+      <w:r>
+        <w:rPr>
+          <w:rtl/>
+          <w:lang w:bidi="ar-SA"/>
+        </w:rPr>
+        <w:t xml:space="preserve"> </w:t>
+      </w:r>
+      <w:r>
+        <w:rPr>
+          <w:rFonts w:hint="cs"/>
+          <w:rtl/>
+          <w:lang w:bidi="ar-SA"/>
+        </w:rPr>
+        <w:t>وَثِيَابًا</w:t>
+      </w:r>
+      <w:r>
+        <w:rPr>
+          <w:rtl/>
+          <w:lang w:bidi="ar-SA"/>
+        </w:rPr>
+        <w:t xml:space="preserve"> </w:t>
+      </w:r>
+      <w:r>
+        <w:rPr>
+          <w:rFonts w:hint="cs"/>
+          <w:rtl/>
+          <w:lang w:bidi="ar-SA"/>
+        </w:rPr>
+        <w:t>بِيضًا</w:t>
+      </w:r>
+      <w:r>
+        <w:rPr>
+          <w:rtl/>
+          <w:lang w:bidi="ar-SA"/>
+        </w:rPr>
+        <w:t xml:space="preserve"> </w:t>
+      </w:r>
+      <w:r>
+        <w:rPr>
+          <w:rFonts w:hint="cs"/>
+          <w:rtl/>
+          <w:lang w:bidi="ar-SA"/>
+        </w:rPr>
+        <w:t>لِكَيْ</w:t>
+      </w:r>
+      <w:r>
+        <w:rPr>
+          <w:rtl/>
+          <w:lang w:bidi="ar-SA"/>
+        </w:rPr>
+        <w:t xml:space="preserve"> </w:t>
+      </w:r>
+      <w:r>
+        <w:rPr>
+          <w:rFonts w:hint="cs"/>
+          <w:rtl/>
+          <w:lang w:bidi="ar-SA"/>
+        </w:rPr>
+        <w:t>تَلْبَسَ،</w:t>
+      </w:r>
+      <w:r>
+        <w:rPr>
+          <w:rtl/>
+          <w:lang w:bidi="ar-SA"/>
+        </w:rPr>
+        <w:t xml:space="preserve"> </w:t>
+      </w:r>
+      <w:r>
+        <w:rPr>
+          <w:rFonts w:hint="cs"/>
+          <w:rtl/>
+          <w:lang w:bidi="ar-SA"/>
+        </w:rPr>
+        <w:t>فَلاَ</w:t>
+      </w:r>
+      <w:r>
+        <w:rPr>
+          <w:rtl/>
+          <w:lang w:bidi="ar-SA"/>
+        </w:rPr>
+        <w:t xml:space="preserve"> </w:t>
+      </w:r>
+      <w:r>
+        <w:rPr>
+          <w:rFonts w:hint="cs"/>
+          <w:rtl/>
+          <w:lang w:bidi="ar-SA"/>
+        </w:rPr>
+        <w:t>يَظْهَرُ</w:t>
+      </w:r>
+      <w:r>
+        <w:rPr>
+          <w:rtl/>
+          <w:lang w:bidi="ar-SA"/>
+        </w:rPr>
+        <w:t xml:space="preserve"> </w:t>
+      </w:r>
+      <w:r>
+        <w:rPr>
+          <w:rFonts w:hint="cs"/>
+          <w:rtl/>
+          <w:lang w:bidi="ar-SA"/>
+        </w:rPr>
+        <w:t>خِزْيُ</w:t>
+      </w:r>
+      <w:r>
+        <w:rPr>
+          <w:rtl/>
+          <w:lang w:bidi="ar-SA"/>
+        </w:rPr>
+        <w:t xml:space="preserve"> </w:t>
+      </w:r>
+      <w:r>
+        <w:rPr>
+          <w:rFonts w:hint="cs"/>
+          <w:rtl/>
+          <w:lang w:bidi="ar-SA"/>
+        </w:rPr>
+        <w:t>عُرْيَتِكَ</w:t>
+      </w:r>
+      <w:r>
+        <w:rPr>
+          <w:rtl/>
+          <w:lang w:bidi="ar-SA"/>
+        </w:rPr>
+        <w:t xml:space="preserve">. </w:t>
+      </w:r>
+      <w:r>
+        <w:rPr>
+          <w:rFonts w:hint="cs"/>
+          <w:rtl/>
+          <w:lang w:bidi="ar-SA"/>
+        </w:rPr>
+        <w:t>وَكَحِّلْ</w:t>
+      </w:r>
+      <w:r>
+        <w:rPr>
+          <w:rtl/>
+          <w:lang w:bidi="ar-SA"/>
+        </w:rPr>
+        <w:t xml:space="preserve"> </w:t>
+      </w:r>
+      <w:r>
+        <w:rPr>
+          <w:rFonts w:hint="cs"/>
+          <w:rtl/>
+          <w:lang w:bidi="ar-SA"/>
+        </w:rPr>
+        <w:t>عَيْ</w:t>
+      </w:r>
+      <w:r>
+        <w:rPr>
+          <w:rtl/>
+          <w:lang w:bidi="ar-SA"/>
+        </w:rPr>
+        <w:t xml:space="preserve">نَيْكَ بِكُحْل لِكَيْ تُبْصِرَ.  </w:t>
+      </w:r>
+      <w:r>
+        <w:rPr>
+          <w:rFonts w:ascii="Arial" w:hAnsi="Arial" w:cs="Arial" w:hint="cs"/>
+          <w:rtl/>
+          <w:lang w:bidi="ar-SA"/>
+        </w:rPr>
+        <w:t>​</w:t>
+      </w:r>
+      <w:r>
+        <w:rPr>
+          <w:rtl/>
+          <w:lang w:bidi="ar-SA"/>
+        </w:rPr>
+        <w:t>19</w:t>
+      </w:r>
+      <w:r>
+        <w:rPr>
+          <w:rFonts w:ascii="Arial" w:hAnsi="Arial" w:cs="Arial" w:hint="cs"/>
+          <w:rtl/>
+          <w:lang w:bidi="ar-SA"/>
+        </w:rPr>
+        <w:t>​</w:t>
+      </w:r>
+      <w:r>
+        <w:rPr>
+          <w:rtl/>
+          <w:lang w:bidi="ar-SA"/>
+        </w:rPr>
+        <w:t xml:space="preserve"> </w:t>
+      </w:r>
+      <w:r>
+        <w:rPr>
+          <w:rFonts w:ascii="Arial" w:hAnsi="Arial" w:cs="Arial" w:hint="cs"/>
+          <w:rtl/>
+          <w:lang w:bidi="ar-SA"/>
+        </w:rPr>
+        <w:t>​</w:t>
+      </w:r>
+      <w:r>
+        <w:rPr>
+          <w:rFonts w:hint="cs"/>
+          <w:rtl/>
+          <w:lang w:bidi="ar-SA"/>
+        </w:rPr>
+        <w:t>إِنِّي</w:t>
+      </w:r>
+      <w:r>
+        <w:rPr>
+          <w:rtl/>
+          <w:lang w:bidi="ar-SA"/>
+        </w:rPr>
+        <w:t xml:space="preserve"> </w:t>
+      </w:r>
+      <w:r>
+        <w:rPr>
+          <w:rFonts w:hint="cs"/>
+          <w:rtl/>
+          <w:lang w:bidi="ar-SA"/>
+        </w:rPr>
+        <w:t>كُلُّ</w:t>
+      </w:r>
+      <w:r>
+        <w:rPr>
+          <w:rtl/>
+          <w:lang w:bidi="ar-SA"/>
+        </w:rPr>
+        <w:t xml:space="preserve"> </w:t>
+      </w:r>
+      <w:r>
+        <w:rPr>
+          <w:rFonts w:hint="cs"/>
+          <w:rtl/>
+          <w:lang w:bidi="ar-SA"/>
+        </w:rPr>
+        <w:t>مَنْ</w:t>
+      </w:r>
+      <w:r>
+        <w:rPr>
+          <w:rtl/>
+          <w:lang w:bidi="ar-SA"/>
+        </w:rPr>
+        <w:t xml:space="preserve"> </w:t>
+      </w:r>
+      <w:r>
+        <w:rPr>
+          <w:rFonts w:hint="cs"/>
+          <w:rtl/>
+          <w:lang w:bidi="ar-SA"/>
+        </w:rPr>
+        <w:t>أُحِبُّهُ</w:t>
+      </w:r>
+      <w:r>
+        <w:rPr>
+          <w:rtl/>
+          <w:lang w:bidi="ar-SA"/>
+        </w:rPr>
+        <w:t xml:space="preserve"> </w:t>
+      </w:r>
+      <w:r>
+        <w:rPr>
+          <w:rFonts w:hint="cs"/>
+          <w:rtl/>
+          <w:lang w:bidi="ar-SA"/>
+        </w:rPr>
+        <w:t>أُوَبِّخُهُ</w:t>
+      </w:r>
+      <w:r>
+        <w:rPr>
+          <w:rtl/>
+          <w:lang w:bidi="ar-SA"/>
+        </w:rPr>
+        <w:t xml:space="preserve"> </w:t>
+      </w:r>
+      <w:r>
+        <w:rPr>
+          <w:rFonts w:hint="cs"/>
+          <w:rtl/>
+          <w:lang w:bidi="ar-SA"/>
+        </w:rPr>
+        <w:t>وَأُؤَدِّبُهُ</w:t>
+      </w:r>
+      <w:r>
+        <w:rPr>
+          <w:rtl/>
+          <w:lang w:bidi="ar-SA"/>
+        </w:rPr>
+        <w:t xml:space="preserve">. </w:t>
+      </w:r>
+      <w:r>
+        <w:rPr>
+          <w:rFonts w:hint="cs"/>
+          <w:rtl/>
+          <w:lang w:bidi="ar-SA"/>
+        </w:rPr>
+        <w:t>فَكُنْ</w:t>
+      </w:r>
+      <w:r>
+        <w:rPr>
+          <w:rtl/>
+          <w:lang w:bidi="ar-SA"/>
+        </w:rPr>
+        <w:t xml:space="preserve"> </w:t>
+      </w:r>
+      <w:r>
+        <w:rPr>
+          <w:rFonts w:hint="cs"/>
+          <w:rtl/>
+          <w:lang w:bidi="ar-SA"/>
+        </w:rPr>
+        <w:t>غَيُورًا</w:t>
+      </w:r>
+      <w:r>
+        <w:rPr>
+          <w:rtl/>
+          <w:lang w:bidi="ar-SA"/>
+        </w:rPr>
+        <w:t xml:space="preserve"> </w:t>
+      </w:r>
+      <w:r>
+        <w:rPr>
+          <w:rFonts w:hint="cs"/>
+          <w:rtl/>
+          <w:lang w:bidi="ar-SA"/>
+        </w:rPr>
+        <w:t>وَتُبْ</w:t>
+      </w:r>
+      <w:r>
+        <w:rPr>
+          <w:rtl/>
+          <w:lang w:bidi="ar-SA"/>
+        </w:rPr>
+        <w:t xml:space="preserve">.  </w:t>
+      </w:r>
+      <w:r>
+        <w:rPr>
+          <w:rFonts w:ascii="Arial" w:hAnsi="Arial" w:cs="Arial" w:hint="cs"/>
+          <w:rtl/>
+          <w:lang w:bidi="ar-SA"/>
+        </w:rPr>
+        <w:t>​</w:t>
+      </w:r>
+      <w:r>
+        <w:rPr>
+          <w:rtl/>
+          <w:lang w:bidi="ar-SA"/>
+        </w:rPr>
+        <w:t>20</w:t>
+      </w:r>
+      <w:r>
+        <w:rPr>
+          <w:rFonts w:ascii="Arial" w:hAnsi="Arial" w:cs="Arial" w:hint="cs"/>
+          <w:rtl/>
+          <w:lang w:bidi="ar-SA"/>
+        </w:rPr>
+        <w:t>​</w:t>
+      </w:r>
+      <w:r>
+        <w:rPr>
+          <w:rtl/>
+          <w:lang w:bidi="ar-SA"/>
+        </w:rPr>
+        <w:t xml:space="preserve"> </w:t>
+      </w:r>
+      <w:r>
+        <w:rPr>
+          <w:rFonts w:ascii="Arial" w:hAnsi="Arial" w:cs="Arial" w:hint="cs"/>
+          <w:rtl/>
+          <w:lang w:bidi="ar-SA"/>
+        </w:rPr>
+        <w:t>​</w:t>
+      </w:r>
+      <w:r>
+        <w:rPr>
+          <w:rFonts w:hint="cs"/>
+          <w:rtl/>
+          <w:lang w:bidi="ar-SA"/>
+        </w:rPr>
+        <w:t>هنَذَا</w:t>
+      </w:r>
+      <w:r>
+        <w:rPr>
+          <w:rtl/>
+          <w:lang w:bidi="ar-SA"/>
+        </w:rPr>
+        <w:t xml:space="preserve"> </w:t>
+      </w:r>
+      <w:r>
+        <w:rPr>
+          <w:rFonts w:hint="cs"/>
+          <w:rtl/>
+          <w:lang w:bidi="ar-SA"/>
+        </w:rPr>
+        <w:t>وَاقِفٌ</w:t>
+      </w:r>
+      <w:r>
+        <w:rPr>
+          <w:rtl/>
+          <w:lang w:bidi="ar-SA"/>
+        </w:rPr>
+        <w:t xml:space="preserve"> </w:t>
+      </w:r>
+      <w:r>
+        <w:rPr>
+          <w:rFonts w:hint="cs"/>
+          <w:rtl/>
+          <w:lang w:bidi="ar-SA"/>
+        </w:rPr>
+        <w:t>عَلَى</w:t>
+      </w:r>
+      <w:r>
+        <w:rPr>
+          <w:rtl/>
+          <w:lang w:bidi="ar-SA"/>
+        </w:rPr>
+        <w:t xml:space="preserve"> </w:t>
+      </w:r>
+      <w:r>
+        <w:rPr>
+          <w:rFonts w:hint="cs"/>
+          <w:rtl/>
+          <w:lang w:bidi="ar-SA"/>
+        </w:rPr>
+        <w:t>الْبَابِ</w:t>
+      </w:r>
+      <w:r>
+        <w:rPr>
+          <w:rtl/>
+          <w:lang w:bidi="ar-SA"/>
+        </w:rPr>
+        <w:t xml:space="preserve"> </w:t>
+      </w:r>
+      <w:r>
+        <w:rPr>
+          <w:rFonts w:hint="cs"/>
+          <w:rtl/>
+          <w:lang w:bidi="ar-SA"/>
+        </w:rPr>
+        <w:t>وَأَقْرَعُ</w:t>
+      </w:r>
+      <w:r>
+        <w:rPr>
+          <w:rtl/>
+          <w:lang w:bidi="ar-SA"/>
+        </w:rPr>
+        <w:t xml:space="preserve">. </w:t>
+      </w:r>
+      <w:r>
+        <w:rPr>
+          <w:rFonts w:hint="cs"/>
+          <w:rtl/>
+          <w:lang w:bidi="ar-SA"/>
+        </w:rPr>
+        <w:t>إِنْ</w:t>
+      </w:r>
+      <w:r>
+        <w:rPr>
+          <w:rtl/>
+          <w:lang w:bidi="ar-SA"/>
+        </w:rPr>
+        <w:t xml:space="preserve"> </w:t>
+      </w:r>
+      <w:r>
+        <w:rPr>
+          <w:rFonts w:hint="cs"/>
+          <w:rtl/>
+          <w:lang w:bidi="ar-SA"/>
+        </w:rPr>
+        <w:t>سَمِعَ</w:t>
+      </w:r>
+      <w:r>
+        <w:rPr>
+          <w:rtl/>
+          <w:lang w:bidi="ar-SA"/>
+        </w:rPr>
+        <w:t xml:space="preserve"> </w:t>
+      </w:r>
+      <w:r>
+        <w:rPr>
+          <w:rFonts w:hint="cs"/>
+          <w:rtl/>
+          <w:lang w:bidi="ar-SA"/>
+        </w:rPr>
+        <w:t>أَحَدٌ</w:t>
+      </w:r>
+      <w:r>
+        <w:rPr>
+          <w:rtl/>
+          <w:lang w:bidi="ar-SA"/>
+        </w:rPr>
+        <w:t xml:space="preserve"> </w:t>
+      </w:r>
+      <w:r>
+        <w:rPr>
+          <w:rFonts w:hint="cs"/>
+          <w:rtl/>
+          <w:lang w:bidi="ar-SA"/>
+        </w:rPr>
+        <w:t>صَوْتِي</w:t>
+      </w:r>
+      <w:r>
+        <w:rPr>
+          <w:rtl/>
+          <w:lang w:bidi="ar-SA"/>
+        </w:rPr>
+        <w:t xml:space="preserve"> </w:t>
+      </w:r>
+      <w:r>
+        <w:rPr>
+          <w:rFonts w:hint="cs"/>
+          <w:rtl/>
+          <w:lang w:bidi="ar-SA"/>
+        </w:rPr>
+        <w:t>وَفَتَحَ</w:t>
+      </w:r>
+      <w:r>
+        <w:rPr>
+          <w:rtl/>
+          <w:lang w:bidi="ar-SA"/>
+        </w:rPr>
+        <w:t xml:space="preserve"> </w:t>
+      </w:r>
+      <w:r>
+        <w:rPr>
+          <w:rFonts w:hint="cs"/>
+          <w:rtl/>
+          <w:lang w:bidi="ar-SA"/>
+        </w:rPr>
+        <w:t>الْبَابَ،</w:t>
+      </w:r>
+      <w:r>
+        <w:rPr>
+          <w:rtl/>
+          <w:lang w:bidi="ar-SA"/>
+        </w:rPr>
+        <w:t xml:space="preserve"> </w:t>
+      </w:r>
+      <w:r>
+        <w:rPr>
+          <w:rFonts w:hint="cs"/>
+          <w:rtl/>
+          <w:lang w:bidi="ar-SA"/>
+        </w:rPr>
+        <w:t>أَدْخُلُ</w:t>
+      </w:r>
+      <w:r>
+        <w:rPr>
+          <w:rtl/>
+          <w:lang w:bidi="ar-SA"/>
+        </w:rPr>
+        <w:t xml:space="preserve"> </w:t>
+      </w:r>
+      <w:r>
+        <w:rPr>
+          <w:rFonts w:hint="cs"/>
+          <w:rtl/>
+          <w:lang w:bidi="ar-SA"/>
+        </w:rPr>
+        <w:t>إِلَيْهِ</w:t>
+      </w:r>
+      <w:r>
+        <w:rPr>
+          <w:rtl/>
+          <w:lang w:bidi="ar-SA"/>
+        </w:rPr>
+        <w:t xml:space="preserve"> </w:t>
+      </w:r>
+      <w:r>
+        <w:rPr>
+          <w:rFonts w:hint="cs"/>
+          <w:rtl/>
+          <w:lang w:bidi="ar-SA"/>
+        </w:rPr>
+        <w:t>وَأَتَعَشَّى</w:t>
+      </w:r>
+      <w:r>
+        <w:rPr>
+          <w:rtl/>
+          <w:lang w:bidi="ar-SA"/>
+        </w:rPr>
+        <w:t xml:space="preserve"> </w:t>
+      </w:r>
+      <w:r>
+        <w:rPr>
+          <w:rFonts w:hint="cs"/>
+          <w:rtl/>
+          <w:lang w:bidi="ar-SA"/>
+        </w:rPr>
+        <w:t>مَعَهُ</w:t>
+      </w:r>
+      <w:r>
+        <w:rPr>
+          <w:rtl/>
+          <w:lang w:bidi="ar-SA"/>
+        </w:rPr>
+        <w:t xml:space="preserve"> </w:t>
+      </w:r>
+      <w:r>
+        <w:rPr>
+          <w:rFonts w:hint="cs"/>
+          <w:rtl/>
+          <w:lang w:bidi="ar-SA"/>
+        </w:rPr>
+        <w:t>وَهُو</w:t>
+      </w:r>
+      <w:r>
+        <w:rPr>
+          <w:rtl/>
+          <w:lang w:bidi="ar-SA"/>
+        </w:rPr>
+        <w:t xml:space="preserve">َ مَعِي.  </w:t>
+      </w:r>
+      <w:r>
+        <w:rPr>
+          <w:rFonts w:ascii="Arial" w:hAnsi="Arial" w:cs="Arial" w:hint="cs"/>
+          <w:rtl/>
+          <w:lang w:bidi="ar-SA"/>
+        </w:rPr>
+        <w:t>​</w:t>
+      </w:r>
+      <w:r>
+        <w:rPr>
+          <w:rtl/>
+          <w:lang w:bidi="ar-SA"/>
+        </w:rPr>
+        <w:t>21</w:t>
+      </w:r>
+      <w:r>
+        <w:rPr>
+          <w:rFonts w:ascii="Arial" w:hAnsi="Arial" w:cs="Arial" w:hint="cs"/>
+          <w:rtl/>
+          <w:lang w:bidi="ar-SA"/>
+        </w:rPr>
+        <w:t>​</w:t>
+      </w:r>
+      <w:r>
+        <w:rPr>
+          <w:rtl/>
+          <w:lang w:bidi="ar-SA"/>
+        </w:rPr>
+        <w:t xml:space="preserve"> </w:t>
+      </w:r>
+      <w:r>
+        <w:rPr>
+          <w:rFonts w:ascii="Arial" w:hAnsi="Arial" w:cs="Arial" w:hint="cs"/>
+          <w:rtl/>
+          <w:lang w:bidi="ar-SA"/>
+        </w:rPr>
+        <w:t>​</w:t>
+      </w:r>
+      <w:r>
+        <w:rPr>
+          <w:rFonts w:hint="cs"/>
+          <w:rtl/>
+          <w:lang w:bidi="ar-SA"/>
+        </w:rPr>
+        <w:t>مَنْ</w:t>
+      </w:r>
+      <w:r>
+        <w:rPr>
+          <w:rtl/>
+          <w:lang w:bidi="ar-SA"/>
+        </w:rPr>
+        <w:t xml:space="preserve"> </w:t>
+      </w:r>
+      <w:r>
+        <w:rPr>
+          <w:rFonts w:hint="cs"/>
+          <w:rtl/>
+          <w:lang w:bidi="ar-SA"/>
+        </w:rPr>
+        <w:t>يَغْلِبُ</w:t>
+      </w:r>
+      <w:r>
+        <w:rPr>
+          <w:rtl/>
+          <w:lang w:bidi="ar-SA"/>
+        </w:rPr>
+        <w:t xml:space="preserve"> </w:t>
+      </w:r>
+      <w:r>
+        <w:rPr>
+          <w:rFonts w:hint="cs"/>
+          <w:rtl/>
+          <w:lang w:bidi="ar-SA"/>
+        </w:rPr>
+        <w:t>فَسَأُعْطِيهِ</w:t>
+      </w:r>
+      <w:r>
+        <w:rPr>
+          <w:rtl/>
+          <w:lang w:bidi="ar-SA"/>
+        </w:rPr>
+        <w:t xml:space="preserve"> </w:t>
+      </w:r>
+      <w:r>
+        <w:rPr>
+          <w:rFonts w:hint="cs"/>
+          <w:rtl/>
+          <w:lang w:bidi="ar-SA"/>
+        </w:rPr>
+        <w:t>أَنْ</w:t>
+      </w:r>
+      <w:r>
+        <w:rPr>
+          <w:rtl/>
+          <w:lang w:bidi="ar-SA"/>
+        </w:rPr>
+        <w:t xml:space="preserve"> </w:t>
+      </w:r>
+      <w:r>
+        <w:rPr>
+          <w:rFonts w:hint="cs"/>
+          <w:rtl/>
+          <w:lang w:bidi="ar-SA"/>
+        </w:rPr>
+        <w:t>يَجْلِسَ</w:t>
+      </w:r>
+      <w:r>
+        <w:rPr>
+          <w:rtl/>
+          <w:lang w:bidi="ar-SA"/>
+        </w:rPr>
+        <w:t xml:space="preserve"> </w:t>
+      </w:r>
+      <w:r>
+        <w:rPr>
+          <w:rFonts w:hint="cs"/>
+          <w:rtl/>
+          <w:lang w:bidi="ar-SA"/>
+        </w:rPr>
+        <w:t>مَعِي</w:t>
+      </w:r>
+      <w:r>
+        <w:rPr>
+          <w:rtl/>
+          <w:lang w:bidi="ar-SA"/>
+        </w:rPr>
+        <w:t xml:space="preserve"> </w:t>
+      </w:r>
+      <w:r>
+        <w:rPr>
+          <w:rFonts w:hint="cs"/>
+          <w:rtl/>
+          <w:lang w:bidi="ar-SA"/>
+        </w:rPr>
+        <w:t>فِي</w:t>
+      </w:r>
+      <w:r>
+        <w:rPr>
+          <w:rtl/>
+          <w:lang w:bidi="ar-SA"/>
+        </w:rPr>
+        <w:t xml:space="preserve"> </w:t>
+      </w:r>
+      <w:r>
+        <w:rPr>
+          <w:rFonts w:hint="cs"/>
+          <w:rtl/>
+          <w:lang w:bidi="ar-SA"/>
+        </w:rPr>
+        <w:t>عَرْشِي،</w:t>
+      </w:r>
+      <w:r>
+        <w:rPr>
+          <w:rtl/>
+          <w:lang w:bidi="ar-SA"/>
+        </w:rPr>
+        <w:t xml:space="preserve"> </w:t>
+      </w:r>
+      <w:r>
+        <w:rPr>
+          <w:rFonts w:hint="cs"/>
+          <w:rtl/>
+          <w:lang w:bidi="ar-SA"/>
+        </w:rPr>
+        <w:t>كَمَا</w:t>
+      </w:r>
+      <w:r>
+        <w:rPr>
+          <w:rtl/>
+          <w:lang w:bidi="ar-SA"/>
+        </w:rPr>
+        <w:t xml:space="preserve"> </w:t>
+      </w:r>
+      <w:r>
+        <w:rPr>
+          <w:rFonts w:hint="cs"/>
+          <w:rtl/>
+          <w:lang w:bidi="ar-SA"/>
+        </w:rPr>
+        <w:t>غَلَبْتُ</w:t>
+      </w:r>
+      <w:r>
+        <w:rPr>
+          <w:rtl/>
+          <w:lang w:bidi="ar-SA"/>
+        </w:rPr>
+        <w:t xml:space="preserve"> </w:t>
+      </w:r>
+      <w:r>
+        <w:rPr>
+          <w:rFonts w:hint="cs"/>
+          <w:rtl/>
+          <w:lang w:bidi="ar-SA"/>
+        </w:rPr>
+        <w:t>أَنَا</w:t>
+      </w:r>
+      <w:r>
+        <w:rPr>
+          <w:rtl/>
+          <w:lang w:bidi="ar-SA"/>
+        </w:rPr>
+        <w:t xml:space="preserve"> </w:t>
+      </w:r>
+      <w:r>
+        <w:rPr>
+          <w:rFonts w:hint="cs"/>
+          <w:rtl/>
+          <w:lang w:bidi="ar-SA"/>
+        </w:rPr>
+        <w:t>أَيْضًا</w:t>
+      </w:r>
+      <w:r>
+        <w:rPr>
+          <w:rtl/>
+          <w:lang w:bidi="ar-SA"/>
+        </w:rPr>
+        <w:t xml:space="preserve"> </w:t>
+      </w:r>
+      <w:r>
+        <w:rPr>
+          <w:rFonts w:hint="cs"/>
+          <w:rtl/>
+          <w:lang w:bidi="ar-SA"/>
+        </w:rPr>
+        <w:t>وَجَلَسْتُ</w:t>
+      </w:r>
+      <w:r>
+        <w:rPr>
+          <w:rtl/>
+          <w:lang w:bidi="ar-SA"/>
+        </w:rPr>
+        <w:t xml:space="preserve"> </w:t>
+      </w:r>
+      <w:r>
+        <w:rPr>
+          <w:rFonts w:hint="cs"/>
+          <w:rtl/>
+          <w:lang w:bidi="ar-SA"/>
+        </w:rPr>
+        <w:t>م</w:t>
+      </w:r>
+      <w:r>
+        <w:rPr>
+          <w:rtl/>
+          <w:lang w:bidi="ar-SA"/>
+        </w:rPr>
+        <w:t xml:space="preserve">َعَ أَبِي فِي عَرْشِهِ.  </w:t>
+      </w:r>
+      <w:r>
+        <w:rPr>
+          <w:rFonts w:ascii="Arial" w:hAnsi="Arial" w:cs="Arial" w:hint="cs"/>
+          <w:rtl/>
+          <w:lang w:bidi="ar-SA"/>
+        </w:rPr>
+        <w:t>​</w:t>
+      </w:r>
+      <w:r>
+        <w:rPr>
+          <w:rtl/>
+          <w:lang w:bidi="ar-SA"/>
+        </w:rPr>
+        <w:t>22</w:t>
+      </w:r>
+      <w:r>
+        <w:rPr>
+          <w:rFonts w:ascii="Arial" w:hAnsi="Arial" w:cs="Arial" w:hint="cs"/>
+          <w:rtl/>
+          <w:lang w:bidi="ar-SA"/>
+        </w:rPr>
+        <w:t>​</w:t>
+      </w:r>
+      <w:r>
+        <w:rPr>
+          <w:rtl/>
+          <w:lang w:bidi="ar-SA"/>
+        </w:rPr>
+        <w:t xml:space="preserve"> </w:t>
+      </w:r>
+      <w:r>
+        <w:rPr>
+          <w:rFonts w:ascii="Arial" w:hAnsi="Arial" w:cs="Arial" w:hint="cs"/>
+          <w:rtl/>
+          <w:lang w:bidi="ar-SA"/>
+        </w:rPr>
+        <w:t>​</w:t>
+      </w:r>
+      <w:r>
+        <w:rPr>
+          <w:rFonts w:hint="cs"/>
+          <w:rtl/>
+          <w:lang w:bidi="ar-SA"/>
+        </w:rPr>
+        <w:t>مَنْ</w:t>
+      </w:r>
+      <w:r>
+        <w:rPr>
+          <w:rtl/>
+          <w:lang w:bidi="ar-SA"/>
+        </w:rPr>
+        <w:t xml:space="preserve"> </w:t>
+      </w:r>
+      <w:r>
+        <w:rPr>
+          <w:rFonts w:hint="cs"/>
+          <w:rtl/>
+          <w:lang w:bidi="ar-SA"/>
+        </w:rPr>
+        <w:t>لَهُ</w:t>
+      </w:r>
+      <w:r>
+        <w:rPr>
+          <w:rtl/>
+          <w:lang w:bidi="ar-SA"/>
+        </w:rPr>
+        <w:t xml:space="preserve"> </w:t>
+      </w:r>
+      <w:r>
+        <w:rPr>
+          <w:rFonts w:hint="cs"/>
+          <w:rtl/>
+          <w:lang w:bidi="ar-SA"/>
+        </w:rPr>
+        <w:t>أُذُنٌ</w:t>
+      </w:r>
+      <w:r>
+        <w:rPr>
+          <w:rtl/>
+          <w:lang w:bidi="ar-SA"/>
+        </w:rPr>
+        <w:t xml:space="preserve"> </w:t>
+      </w:r>
+      <w:r>
+        <w:rPr>
+          <w:rFonts w:hint="cs"/>
+          <w:rtl/>
+          <w:lang w:bidi="ar-SA"/>
+        </w:rPr>
+        <w:t>فَلْيَسْمَعْ</w:t>
+      </w:r>
+      <w:r>
+        <w:rPr>
+          <w:rtl/>
+          <w:lang w:bidi="ar-SA"/>
+        </w:rPr>
+        <w:t xml:space="preserve"> </w:t>
+      </w:r>
+      <w:r>
+        <w:rPr>
+          <w:rFonts w:hint="cs"/>
+          <w:rtl/>
+          <w:lang w:bidi="ar-SA"/>
+        </w:rPr>
+        <w:t>مَا</w:t>
+      </w:r>
+      <w:r>
+        <w:rPr>
+          <w:rtl/>
+          <w:lang w:bidi="ar-SA"/>
+        </w:rPr>
+        <w:t xml:space="preserve"> </w:t>
+      </w:r>
+      <w:r>
+        <w:rPr>
+          <w:rFonts w:hint="cs"/>
+          <w:rtl/>
+          <w:lang w:bidi="ar-SA"/>
+        </w:rPr>
+        <w:t>يَقُولُهُ</w:t>
+      </w:r>
+      <w:r>
+        <w:rPr>
+          <w:rtl/>
+          <w:lang w:bidi="ar-SA"/>
+        </w:rPr>
+        <w:t xml:space="preserve"> </w:t>
+      </w:r>
+      <w:r>
+        <w:rPr>
+          <w:rFonts w:hint="cs"/>
+          <w:rtl/>
+          <w:lang w:bidi="ar-SA"/>
+        </w:rPr>
+        <w:t>الرُّوحُ</w:t>
+      </w:r>
+      <w:r>
+        <w:rPr>
+          <w:rtl/>
+          <w:lang w:bidi="ar-SA"/>
+        </w:rPr>
+        <w:t xml:space="preserve"> </w:t>
+      </w:r>
+      <w:r>
+        <w:rPr>
+          <w:rFonts w:hint="cs"/>
+          <w:rtl/>
+          <w:lang w:bidi="ar-SA"/>
+        </w:rPr>
+        <w:t>لِلْكَنَائ</w:t>
+      </w:r>
+      <w:r>
+        <w:rPr>
+          <w:rtl/>
+          <w:lang w:bidi="ar-SA"/>
+        </w:rPr>
+        <w:t>ِسِ».</w:t>
+      </w:r>
+      <w:r>
+        <w:rPr>
+          <w:rFonts w:hint="cs"/>
+          <w:rtl/>
+          <w:lang w:bidi="ar-SA"/>
+        </w:rPr>
+        <w:t>"</w:t>
       </w:r>
     </w:p>
     <w:p>
       <w:pPr>
-        <w:bidi/>
-        <w:jc w:val="both"/>
-        <w:rPr>
-          <w:rFonts w:ascii="Sakkal Majalla" w:hAnsi="Sakkal Majalla" w:cs="Sakkal Majalla"/>
-          <w:sz w:val="28"/>
-          <w:szCs w:val="28"/>
-          <w:rtl/>
+        <w:rPr>
+          <w:rtl/>
+          <w:lang w:bidi="ar-SA"/>
         </w:rPr>
       </w:pPr>
       <w:r>
         <w:rPr>
-          <w:rFonts w:ascii="Sakkal Majalla" w:hAnsi="Sakkal Majalla" w:cs="Sakkal Majalla" w:hint="cs"/>
-          <w:sz w:val="28"/>
-          <w:szCs w:val="28"/>
-          <w:rtl/>
-        </w:rPr>
-        <w:t>العدد الأول من الإصحاح يستهل بخطابات ربنا الأخيرة. هو يعرض أمام عيوننا السبب الذي استدعى لهذه الكلمات الوداعية، ضيقات خاصته التي جعلتها ضرورية، والدافع الذي دفع الرب بأن يعبّر بهذه الكلمات.</w:t>
+          <w:rFonts w:hint="cs"/>
+          <w:rtl/>
+          <w:lang w:bidi="ar-SA"/>
+        </w:rPr>
+        <w:t>مقدمة</w:t>
       </w:r>
     </w:p>
     <w:p>
       <w:pPr>
-        <w:bidi/>
-        <w:jc w:val="both"/>
-        <w:rPr>
-          <w:rFonts w:ascii="Sakkal Majalla" w:hAnsi="Sakkal Majalla" w:cs="Sakkal Majalla"/>
-          <w:sz w:val="28"/>
-          <w:szCs w:val="28"/>
-          <w:rtl/>
+        <w:rPr>
+          <w:rtl/>
+          <w:lang w:bidi="ar-SA"/>
         </w:rPr>
       </w:pPr>
       <w:r>
         <w:rPr>
-          <w:rFonts w:ascii="Sakkal Majalla" w:hAnsi="Sakkal Majalla" w:cs="Sakkal Majalla" w:hint="cs"/>
-          <w:sz w:val="28"/>
-          <w:szCs w:val="28"/>
-          <w:rtl/>
-        </w:rPr>
-        <w:t xml:space="preserve">السبب كان أن "ساعته قد جاءت بأن يخرج من هذا العالم ويمضي إلى أبيه". على </w:t>
-      </w:r>
-      <w:r>
-        <w:rPr>
-          <w:rFonts w:ascii="Sakkal Majalla" w:hAnsi="Sakkal Majalla" w:cs="Sakkal Majalla" w:hint="cs"/>
-          <w:sz w:val="28"/>
-          <w:szCs w:val="28"/>
-          <w:rtl/>
-        </w:rPr>
-        <w:t>مدار</w:t>
-      </w:r>
-      <w:bookmarkStart w:id="0" w:name="_GoBack"/>
-      <w:bookmarkEnd w:id="0"/>
-      <w:r>
-        <w:rPr>
-          <w:rFonts w:ascii="Sakkal Majalla" w:hAnsi="Sakkal Majalla" w:cs="Sakkal Majalla" w:hint="cs"/>
-          <w:sz w:val="28"/>
-          <w:szCs w:val="28"/>
-          <w:rtl/>
-        </w:rPr>
-        <w:t xml:space="preserve"> حياة ربنا على الأرض سمعنا عن "ساعات" أخرى. ففي قانا الجليل قال لأمه: "ساعتي لم تأت بعد" </w:t>
-      </w:r>
-      <w:r>
-        <w:rPr>
-          <w:rFonts w:ascii="Sakkal Majalla" w:hAnsi="Sakkal Majalla" w:cs="Sakkal Majalla"/>
-          <w:sz w:val="28"/>
-          <w:szCs w:val="28"/>
-          <w:rtl/>
-        </w:rPr>
-        <w:t>–</w:t>
-      </w:r>
-      <w:r>
-        <w:rPr>
-          <w:rFonts w:ascii="Sakkal Majalla" w:hAnsi="Sakkal Majalla" w:cs="Sakkal Majalla" w:hint="cs"/>
-          <w:sz w:val="28"/>
-          <w:szCs w:val="28"/>
-          <w:rtl/>
-        </w:rPr>
-        <w:t xml:space="preserve"> ساعة إعلان مجده أمام العالم (إصحاح 2: 4). في إصحاح 5: 25 نقرأ، "ستأتي ساعة وهي الآن، حيث سيسمع الأموات صوت ابن الله والذين يسمعونه يحيون" </w:t>
-      </w:r>
-      <w:r>
-        <w:rPr>
-          <w:rFonts w:ascii="Sakkal Majalla" w:hAnsi="Sakkal Majalla" w:cs="Sakkal Majalla"/>
-          <w:sz w:val="28"/>
-          <w:szCs w:val="28"/>
-          <w:rtl/>
-        </w:rPr>
-        <w:t>–</w:t>
-      </w:r>
-      <w:r>
-        <w:rPr>
-          <w:rFonts w:ascii="Sakkal Majalla" w:hAnsi="Sakkal Majalla" w:cs="Sakkal Majalla" w:hint="cs"/>
-          <w:sz w:val="28"/>
-          <w:szCs w:val="28"/>
-          <w:rtl/>
-        </w:rPr>
-        <w:t xml:space="preserve"> ساعة نعمته للخطاة. في حضرة عداوة الإنسان نقرأ مرتين: "لم يضع أحد يده عليه، لأن ساعته لم تكن قد أتت بعد" </w:t>
-      </w:r>
-      <w:r>
-        <w:rPr>
-          <w:rFonts w:ascii="Sakkal Majalla" w:hAnsi="Sakkal Majalla" w:cs="Sakkal Majalla"/>
-          <w:sz w:val="28"/>
-          <w:szCs w:val="28"/>
-          <w:rtl/>
-        </w:rPr>
-        <w:t>–</w:t>
-      </w:r>
-      <w:r>
-        <w:rPr>
-          <w:rFonts w:ascii="Sakkal Majalla" w:hAnsi="Sakkal Majalla" w:cs="Sakkal Majalla" w:hint="cs"/>
-          <w:sz w:val="28"/>
-          <w:szCs w:val="28"/>
-          <w:rtl/>
-        </w:rPr>
-        <w:t xml:space="preserve"> ساعة ألمه (إصحاح 7: 30؛ 8: 20) هذه الساعة </w:t>
-      </w:r>
-      <w:r>
-        <w:rPr>
-          <w:rFonts w:ascii="Sakkal Majalla" w:hAnsi="Sakkal Majalla" w:cs="Sakkal Majalla"/>
-          <w:sz w:val="28"/>
-          <w:szCs w:val="28"/>
-          <w:rtl/>
-        </w:rPr>
-        <w:t>–</w:t>
-      </w:r>
-      <w:r>
-        <w:rPr>
-          <w:rFonts w:ascii="Sakkal Majalla" w:hAnsi="Sakkal Majalla" w:cs="Sakkal Majalla" w:hint="cs"/>
-          <w:sz w:val="28"/>
-          <w:szCs w:val="28"/>
-          <w:rtl/>
-        </w:rPr>
-        <w:t xml:space="preserve"> الساعة التي استهلتها كلماته الوداعية </w:t>
-      </w:r>
-      <w:r>
-        <w:rPr>
-          <w:rFonts w:ascii="Sakkal Majalla" w:hAnsi="Sakkal Majalla" w:cs="Sakkal Majalla"/>
-          <w:sz w:val="28"/>
-          <w:szCs w:val="28"/>
-          <w:rtl/>
-        </w:rPr>
-        <w:t>–</w:t>
-      </w:r>
-      <w:r>
-        <w:rPr>
-          <w:rFonts w:ascii="Sakkal Majalla" w:hAnsi="Sakkal Majalla" w:cs="Sakkal Majalla" w:hint="cs"/>
-          <w:sz w:val="28"/>
-          <w:szCs w:val="28"/>
-          <w:rtl/>
-        </w:rPr>
-        <w:t xml:space="preserve"> لها طابعها الخاص. إنها ليست س</w:t>
-      </w:r>
-      <w:r>
-        <w:rPr>
-          <w:rFonts w:ascii="Sakkal Majalla" w:hAnsi="Sakkal Majalla" w:cs="Sakkal Majalla" w:hint="cs"/>
-          <w:sz w:val="28"/>
-          <w:szCs w:val="28"/>
-          <w:rtl/>
-        </w:rPr>
-        <w:t>ا</w:t>
-      </w:r>
-      <w:r>
-        <w:rPr>
-          <w:rFonts w:ascii="Sakkal Majalla" w:hAnsi="Sakkal Majalla" w:cs="Sakkal Majalla" w:hint="cs"/>
-          <w:sz w:val="28"/>
-          <w:szCs w:val="28"/>
-          <w:rtl/>
-        </w:rPr>
-        <w:t>عة نعمته نحو الخطاة وليست هي ساعة ألمه من أجل الخطاة، وأيضًا ليست هي ساعة إعلانه في المجد أمام العالم، إنها بالحري ساعة رجوعه إلى المجد عن</w:t>
-      </w:r>
-      <w:r>
-        <w:rPr>
-          <w:rFonts w:ascii="Sakkal Majalla" w:hAnsi="Sakkal Majalla" w:cs="Sakkal Majalla" w:hint="cs"/>
-          <w:sz w:val="28"/>
-          <w:szCs w:val="28"/>
-          <w:rtl/>
-        </w:rPr>
-        <w:t>د</w:t>
-      </w:r>
-      <w:r>
-        <w:rPr>
-          <w:rFonts w:ascii="Sakkal Majalla" w:hAnsi="Sakkal Majalla" w:cs="Sakkal Majalla" w:hint="cs"/>
-          <w:sz w:val="28"/>
-          <w:szCs w:val="28"/>
-          <w:rtl/>
-        </w:rPr>
-        <w:t xml:space="preserve"> أبيه، إلى محبة وقداسة بيت الآب.</w:t>
+          <w:rFonts w:hint="cs"/>
+          <w:rtl/>
+          <w:lang w:bidi="ar-SA"/>
+        </w:rPr>
+        <w:t xml:space="preserve">إن رسالة كنيسة لاودكية تقدّم الفترة الأخيرة من تاريخ الكنيسة الاسمية على الأرض. بأننا قد وصلنا إلى هذه الفترة الآن يظهر بصورة واضحة جدًا في التحرر الديني الذي ظهر بقوة في السنوات الأخيرة، والتي تُدعى من بين أمور أخرى بروح العصر والمتميز على نحو دقيق بالميزات التي نجدها موصوفة هنا بصورة </w:t>
+      </w:r>
+      <w:r>
+        <w:rPr>
+          <w:rFonts w:hint="cs"/>
+          <w:rtl/>
+          <w:lang w:bidi="ar-SA"/>
+        </w:rPr>
+        <w:t>واضحة. إن المعنى الأساسي للرسالة إلى لاودكية يستند على أننا هنا لدينا كشف صريح عن أفكار الرب من جهة هذه الفترة الأخيرة في المسيحية، الموقف الذي يتخذه، والحق الذي يود بأن يقدّمه في هذه الفترة. بالتالي يُحذّر المؤمن من تلك الحالة التي يدينها الرب بحزم، وبالتالي يتعلم كيف يواجه هذه الحالة.</w:t>
       </w:r>
     </w:p>
     <w:p>
       <w:pPr>
-        <w:bidi/>
-        <w:jc w:val="both"/>
-        <w:rPr>
-          <w:rFonts w:ascii="Sakkal Majalla" w:hAnsi="Sakkal Majalla" w:cs="Sakkal Majalla"/>
-          <w:sz w:val="28"/>
-          <w:szCs w:val="28"/>
-          <w:rtl/>
+        <w:rPr>
+          <w:rtl/>
+          <w:lang w:bidi="ar-SA"/>
         </w:rPr>
       </w:pPr>
       <w:r>
         <w:rPr>
-          <w:rFonts w:ascii="Sakkal Majalla" w:hAnsi="Sakkal Majalla" w:cs="Sakkal Majalla" w:hint="cs"/>
-          <w:sz w:val="28"/>
-          <w:szCs w:val="28"/>
-          <w:rtl/>
-        </w:rPr>
-        <w:t>أما التلاميذ فسيبقون في عالم غير طاهر، قد أبغض الآب ورفض المسيح. فإذ ينبغي أن يُحفظوا من الشرير في هذا العالم وعليهم أيضًا أن يتمتعوا بالشركة مع المسيح في بيت الآب، في أجواء محبته وقداسته، فإنهم سيحتاجون لتلك الخدمة الأخيرة من النعمة مع تعزية من عنده ولتعليمه وإنذاراته.</w:t>
+          <w:rFonts w:hint="cs"/>
+          <w:rtl/>
+          <w:lang w:bidi="ar-SA"/>
+        </w:rPr>
+        <w:t>أليس من الملفت بأن الرب ليس لديه ما يدينه في فيلادلفيا، بينما في لاودكية فلم يكن بمقدوره أن يجد أي شيء حسن؟ إنه لا بد وأن يكون في كل قديس له قلب صادق اشتياق</w:t>
+      </w:r>
+      <w:r>
+        <w:rPr>
+          <w:rFonts w:hint="cs"/>
+          <w:rtl/>
+          <w:lang w:bidi="ar-SA"/>
+        </w:rPr>
+        <w:t>ٌ</w:t>
+      </w:r>
+      <w:r>
+        <w:rPr>
+          <w:rFonts w:hint="cs"/>
+          <w:rtl/>
+          <w:lang w:bidi="ar-SA"/>
+        </w:rPr>
+        <w:t xml:space="preserve"> جاد في الأيام الأخيرة بأن يتطابق مع الحالة التي يصارحنا بها، وأن يحفظ نفسه من الحالة التي هو يدينها. ولكن علينا في ذلك أن نتذكر جيدًا بأننا في أنفسنا ليس لنا قوة لنتجدد على نموذج فيلادلفيا وليس فينا قوة </w:t>
+      </w:r>
+      <w:r>
+        <w:rPr>
+          <w:rFonts w:hint="cs"/>
+          <w:rtl/>
+          <w:lang w:bidi="ar-SA"/>
+        </w:rPr>
+        <w:t>بأن نحفظ أنفسنا من حالة لاودكية. إن قوة التجديد والحفظ موجودة في المسيح. إن تقدير المسيح كما يرينا اياه في فيلادلفيا، هي القوة للتجديد، كما وأن تقدير المسيح كما يُظهره للاودكية، هي الطريقة لنحيد عن الخطر. فما نراه أولاً هو كيف يقدّم الرب نفسه للاودكية.</w:t>
       </w:r>
     </w:p>
     <w:p>
       <w:pPr>
-        <w:bidi/>
-        <w:jc w:val="both"/>
-        <w:rPr>
-          <w:rFonts w:ascii="Sakkal Majalla" w:hAnsi="Sakkal Majalla" w:cs="Sakkal Majalla"/>
-          <w:sz w:val="28"/>
-          <w:szCs w:val="28"/>
-          <w:rtl/>
+        <w:rPr>
+          <w:rtl/>
+          <w:lang w:bidi="ar-SA"/>
         </w:rPr>
       </w:pPr>
       <w:r>
         <w:rPr>
-          <w:rFonts w:ascii="Sakkal Majalla" w:hAnsi="Sakkal Majalla" w:cs="Sakkal Majalla" w:hint="cs"/>
-          <w:sz w:val="28"/>
-          <w:szCs w:val="28"/>
-          <w:rtl/>
-        </w:rPr>
-        <w:t>عدا عن ذلك فإننا لنا الدافع الذي دفع بالرب لهذه الخدمة الأخيرة من النعمة، حينما عبّر بهذه الكلمات الوداعية ونطق بالصلاة الختامية. إن كان السبب هو مضيه إلى الآب، فقد كان الدافع محبته لخاصته. هو ترك هذا العالم، لكن أولئك الذين دعاهم الرب بفرح "خاصته"، يبقون في هذا العالم. إنهم جمع من المؤمنين على الأرض هم مِلك المسيح في السماء. إنهم "خاصته"، ثمر عمله؛ فهم خاصته عطية الآب له. من الممكن أن لا يكون لهم أي معنى في نظر العالم. غير أنهم غالين جدًا في عيني الرب. "</w:t>
-      </w:r>
-      <w:r>
-        <w:rPr>
-          <w:rFonts w:ascii="Sakkal Majalla" w:hAnsi="Sakkal Majalla" w:cs="Sakkal Majalla"/>
-          <w:sz w:val="28"/>
-          <w:szCs w:val="28"/>
-          <w:rtl/>
-        </w:rPr>
-        <w:t xml:space="preserve">إِذْ كَانَ قَدْ أَحَبَّ خَاصَّتَهُ </w:t>
-      </w:r>
-      <w:r>
-        <w:rPr>
-          <w:rFonts w:ascii="Sakkal Majalla" w:hAnsi="Sakkal Majalla" w:cs="Sakkal Majalla" w:hint="cs"/>
-          <w:sz w:val="28"/>
-          <w:szCs w:val="28"/>
-          <w:rtl/>
-        </w:rPr>
-        <w:t>...</w:t>
-      </w:r>
-      <w:r>
-        <w:rPr>
-          <w:rFonts w:ascii="Sakkal Majalla" w:hAnsi="Sakkal Majalla" w:cs="Sakkal Majalla"/>
-          <w:sz w:val="28"/>
-          <w:szCs w:val="28"/>
-          <w:rtl/>
-        </w:rPr>
-        <w:t xml:space="preserve"> أَحَبَّهُمْ إِلَى الْمُنْتَهَى.</w:t>
-      </w:r>
-      <w:r>
-        <w:rPr>
-          <w:rFonts w:ascii="Sakkal Majalla" w:hAnsi="Sakkal Majalla" w:cs="Sakkal Majalla" w:hint="cs"/>
-          <w:sz w:val="28"/>
-          <w:szCs w:val="28"/>
-          <w:rtl/>
-        </w:rPr>
-        <w:t>" صحيح أنه تركهم لكنه لن يتوقف عن محبته لهم. محبة الناس كثيرًا ما تتوقف. نحن نترك بعضنا، وننسى بعضنا، ونفقد الاهتمام ببعضنا. النبي يتكلم ويقول بأن المرأة تنسى رضيعها؛ أما الرب يهوه فيقول: "وأنا لا أنساكِ" (أشعياء 49 :15). حتى وإن ترك الرب العالم إلا أنه لن ينسى خاصته ولن يتوقف عن محبته لهم</w:t>
-      </w:r>
-      <w:r>
-        <w:rPr>
-          <w:rFonts w:ascii="Sakkal Majalla" w:hAnsi="Sakkal Majalla" w:cs="Sakkal Majalla" w:hint="cs"/>
-          <w:sz w:val="28"/>
-          <w:szCs w:val="28"/>
-          <w:rtl/>
-        </w:rPr>
-        <w:t xml:space="preserve">. للأسف من الممكن أن تبرد قلوبنا من نحوه، وتكلّ ايادينا من فعل الخير، وأقدامنا تتيه عن دربها، غير أنه يحق لنا أن </w:t>
+          <w:rFonts w:hint="cs"/>
+          <w:rtl/>
+          <w:lang w:bidi="ar-SA"/>
+        </w:rPr>
+        <w:t>المسيح يقدم نفسه في ثلاث صور: كالـ"</w:t>
+      </w:r>
+      <w:r>
+        <w:rPr>
+          <w:rtl/>
+        </w:rPr>
+        <w:t xml:space="preserve"> </w:t>
+      </w:r>
+      <w:r>
+        <w:rPr>
+          <w:rtl/>
+          <w:lang w:bidi="ar-SA"/>
+        </w:rPr>
+        <w:t>الآمِينُ</w:t>
+      </w:r>
+      <w:r>
+        <w:rPr>
+          <w:rFonts w:hint="cs"/>
+          <w:rtl/>
+          <w:lang w:bidi="ar-SA"/>
+        </w:rPr>
+        <w:t>"، كالـ "</w:t>
+      </w:r>
+      <w:r>
+        <w:rPr>
+          <w:rtl/>
+          <w:lang w:bidi="ar-SA"/>
+        </w:rPr>
+        <w:t>الشَّاهِدُ الأَمِينُ الصَّادِقُ</w:t>
+      </w:r>
+      <w:r>
+        <w:rPr>
+          <w:rFonts w:hint="cs"/>
+          <w:rtl/>
+          <w:lang w:bidi="ar-SA"/>
+        </w:rPr>
+        <w:t>" وكالـ "</w:t>
+      </w:r>
+      <w:r>
+        <w:rPr>
+          <w:rtl/>
+          <w:lang w:bidi="ar-SA"/>
+        </w:rPr>
+        <w:t xml:space="preserve"> بَدَاءَةُ خَلِيقَةِ اللهِ</w:t>
+      </w:r>
+      <w:r>
+        <w:rPr>
+          <w:rFonts w:hint="cs"/>
+          <w:rtl/>
+          <w:lang w:bidi="ar-SA"/>
+        </w:rPr>
+        <w:t xml:space="preserve">". إنه من الملفت بأن الرب لا يقدّم نفسه في فلادلفيا في طابعه الرسمي بارتباطه بالكنيسة، وإنما في أمجاده الأدبية. ومن الملفت أيضًا، بأن الرب في لاودكية </w:t>
+      </w:r>
+      <w:r>
+        <w:rPr>
+          <w:rtl/>
+          <w:lang w:bidi="ar-SA"/>
+        </w:rPr>
+        <w:t>–</w:t>
+      </w:r>
+      <w:r>
+        <w:rPr>
+          <w:rFonts w:hint="cs"/>
+          <w:rtl/>
+          <w:lang w:bidi="ar-SA"/>
+        </w:rPr>
+        <w:t xml:space="preserve"> مهما كانت حالتها سيئة </w:t>
+      </w:r>
+      <w:r>
+        <w:rPr>
+          <w:rtl/>
+          <w:lang w:bidi="ar-SA"/>
+        </w:rPr>
+        <w:t>–</w:t>
+      </w:r>
+      <w:r>
+        <w:rPr>
+          <w:rFonts w:hint="cs"/>
+          <w:rtl/>
+          <w:lang w:bidi="ar-SA"/>
+        </w:rPr>
+        <w:t xml:space="preserve"> يُظهر ذاته من جانب ليس له أية صلة بالكنيسة أبدًا، وإنما في نظرة تمنحنا تصوير جميل ومتكامل للمسيح من جهة الخليقة في الوقت الحاضر.</w:t>
+      </w:r>
+    </w:p>
+    <w:p>
+      <w:pPr>
+        <w:rPr>
+          <w:rtl/>
+          <w:lang w:bidi="ar-SA"/>
+        </w:rPr>
+      </w:pPr>
+      <w:r>
+        <w:rPr>
+          <w:rFonts w:hint="cs"/>
+          <w:rtl/>
+          <w:lang w:bidi="ar-SA"/>
+        </w:rPr>
+        <w:t>1. المسيح هو "الآمين"</w:t>
+      </w:r>
+    </w:p>
+    <w:p>
+      <w:pPr>
+        <w:rPr>
+          <w:lang w:bidi="ar-SA"/>
+        </w:rPr>
+      </w:pPr>
+      <w:r>
+        <w:rPr>
+          <w:rFonts w:hint="cs"/>
+          <w:rtl/>
+          <w:lang w:bidi="ar-SA"/>
+        </w:rPr>
+        <w:t xml:space="preserve">الله سلّمنا مواعيد واسعة الغنى وثمينة بارتباطها بهذه الخليقة، وهذه المواعيد جميعها ستتحقق في المسيح. وبأن هذا هو معنى اسم "آمين" يعرّفنا به 2. كورنثوس 1: 20 بشكل واضح. بالارتباط بمواعيد الله يكتب الرسول، بأن، مهما كان الأمر الذي وعد به الله، هو في المسيح النعم وفي المسيح الآمين. عندما يعطي الله مواعيد فبكل يقين سيحققها كلها أيضًا. مواعيده تتميز باليقين (نعم) وبالتحقيق (آمين). غير أنه المسيح هو الذي يضمن اليقين والتحقيق. إنه هنا "النَعَم" وهو "الآمين". المواعيد ستتحقق فيه </w:t>
+      </w:r>
+      <w:hyperlink r:id="rId4" w:anchor="search-hit-0:~:text=Wenn%20aber%20jede%20Segensverhei%C3%9Fung%20in%20der%20k%C3%BCnftigen%20Welt" w:history="1">
+        <w:r>
+          <w:rPr>
+            <w:rStyle w:val="Hyperlink"/>
+            <w:rFonts w:hint="cs"/>
+            <w:rtl/>
+            <w:lang w:bidi="ar-SA"/>
+          </w:rPr>
+          <w:t>وبواسطته</w:t>
+        </w:r>
+      </w:hyperlink>
+      <w:r>
+        <w:rPr>
+          <w:rFonts w:hint="cs"/>
+          <w:rtl/>
+          <w:lang w:bidi="ar-SA"/>
+        </w:rPr>
+        <w:t xml:space="preserve">. </w:t>
       </w:r>
     </w:p>
     <w:sectPr>
-      <w:pgSz w:w="11906" w:h="16838"/>
-      <w:pgMar w:top="1440" w:right="1440" w:bottom="1440" w:left="1440" w:header="708" w:footer="708" w:gutter="0"/>
-      <w:cols w:space="708"/>
+      <w:pgSz w:w="12240" w:h="15840"/>
+      <w:pgMar w:top="1440" w:right="1800" w:bottom="1440" w:left="1800" w:header="720" w:footer="720" w:gutter="0"/>
+      <w:cols w:space="720"/>
       <w:docGrid w:linePitch="360"/>
     </w:sectPr>
   </w:body>
@@ -372,19 +2483,23 @@
 </file>
 
 <file path=word/styles.xml><?xml version="1.0" encoding="utf-8"?>
-<w:styles xmlns:mc="http://schemas.openxmlformats.org/markup-compatibility/2006" xmlns:r="http://schemas.openxmlformats.org/officeDocument/2006/relationships" xmlns:w="http://schemas.openxmlformats.org/wordprocessingml/2006/main" xmlns:w14="http://schemas.microsoft.com/office/word/2010/wordml" xmlns:w15="http://schemas.microsoft.com/office/word/2012/wordml" xmlns:w16cid="http://schemas.microsoft.com/office/word/2016/wordml/cid" xmlns:w16se="http://schemas.microsoft.com/office/word/2015/wordml/symex" mc:Ignorable="w14 w15 w16se w16cid">
+<w:styles xmlns:mc="http://schemas.openxmlformats.org/markup-compatibility/2006" xmlns:r="http://schemas.openxmlformats.org/officeDocument/2006/relationships" xmlns:w="http://schemas.openxmlformats.org/wordprocessingml/2006/main" xmlns:w14="http://schemas.microsoft.com/office/word/2010/wordml" xmlns:w15="http://schemas.microsoft.com/office/word/2012/wordml" xmlns:w16cex="http://schemas.microsoft.com/office/word/2018/wordml/cex" xmlns:w16cid="http://schemas.microsoft.com/office/word/2016/wordml/cid" xmlns:w16="http://schemas.microsoft.com/office/word/2018/wordml" xmlns:w16sdtdh="http://schemas.microsoft.com/office/word/2020/wordml/sdtdatahash" xmlns:w16se="http://schemas.microsoft.com/office/word/2015/wordml/symex" mc:Ignorable="w14 w15 w16se w16cid w16 w16cex w16sdtdh">
   <w:docDefaults>
     <w:rPrDefault>
       <w:rPr>
-        <w:rFonts w:asciiTheme="minorHAnsi" w:eastAsiaTheme="minorHAnsi" w:hAnsiTheme="minorHAnsi" w:cstheme="minorBidi"/>
-        <w:sz w:val="22"/>
-        <w:szCs w:val="22"/>
-        <w:lang w:val="en-IL" w:eastAsia="en-US" w:bidi="ar-SA"/>
+        <w:rFonts w:ascii="Sakkal Majalla" w:eastAsiaTheme="minorHAnsi" w:hAnsi="Sakkal Majalla" w:cs="Sakkal Majalla"/>
+        <w:kern w:val="2"/>
+        <w:sz w:val="28"/>
+        <w:szCs w:val="28"/>
+        <w:lang w:val="en-US" w:eastAsia="en-US" w:bidi="he-IL"/>
+        <w14:ligatures w14:val="standardContextual"/>
       </w:rPr>
     </w:rPrDefault>
     <w:pPrDefault>
       <w:pPr>
+        <w:bidi/>
         <w:spacing w:after="160" w:line="259" w:lineRule="auto"/>
+        <w:jc w:val="both"/>
       </w:pPr>
     </w:pPrDefault>
   </w:docDefaults>
@@ -770,6 +2885,7 @@
     <w:name w:val="Normal"/>
     <w:qFormat/>
     <w:rPr>
+      <w:noProof/>
       <w:lang w:bidi="ar-EG"/>
     </w:rPr>
   </w:style>
@@ -800,11 +2916,34 @@
     <w:semiHidden/>
     <w:unhideWhenUsed/>
   </w:style>
+  <w:style w:type="character" w:styleId="Hyperlink">
+    <w:name w:val="Hyperlink"/>
+    <w:basedOn w:val="DefaultParagraphFont"/>
+    <w:uiPriority w:val="99"/>
+    <w:unhideWhenUsed/>
+    <w:rsid w:val="00992857"/>
+    <w:rPr>
+      <w:color w:val="0563C1" w:themeColor="hyperlink"/>
+      <w:u w:val="single"/>
+    </w:rPr>
+  </w:style>
+  <w:style w:type="character" w:styleId="UnresolvedMention">
+    <w:name w:val="Unresolved Mention"/>
+    <w:basedOn w:val="DefaultParagraphFont"/>
+    <w:uiPriority w:val="99"/>
+    <w:semiHidden/>
+    <w:unhideWhenUsed/>
+    <w:rsid w:val="00992857"/>
+    <w:rPr>
+      <w:color w:val="605E5C"/>
+      <w:shd w:val="clear" w:color="auto" w:fill="E1DFDD"/>
+    </w:rPr>
+  </w:style>
 </w:styles>
 </file>
 
 <file path=word/theme/theme1.xml><?xml version="1.0" encoding="utf-8"?>
-<a:theme xmlns:a="http://schemas.openxmlformats.org/drawingml/2006/main" name="ערכת נושא Office">
+<a:theme xmlns:a="http://schemas.openxmlformats.org/drawingml/2006/main" name="Office Theme">
   <a:themeElements>
     <a:clrScheme name="Office">
       <a:dk1>
